--- a/projects/fpga-systems/Genesys2/reed-solomon/docs/Reed_Solomon_Board_Validation_v0.1.docx
+++ b/projects/fpga-systems/Genesys2/reed-solomon/docs/Reed_Solomon_Board_Validation_v0.1.docx
@@ -16,7 +16,7 @@
           <wp:inline distT="0" distB="0" distL="0" distR="0">
             <wp:extent cx="2286000" cy="2286000"/>
             <wp:effectExtent l="0" t="0" r="0" b="0"/>
-            <wp:docPr id="1" name="Picture 69" descr=""/>
+            <wp:docPr id="1" name="Picture 77" descr=""/>
             <wp:cNvGraphicFramePr>
               <a:graphicFrameLocks xmlns:a="http://schemas.openxmlformats.org/drawingml/2006/main" noChangeAspect="1"/>
             </wp:cNvGraphicFramePr>
@@ -24,7 +24,7 @@
               <a:graphicData uri="http://schemas.openxmlformats.org/drawingml/2006/picture">
                 <pic:pic xmlns:pic="http://schemas.openxmlformats.org/drawingml/2006/picture">
                   <pic:nvPicPr>
-                    <pic:cNvPr id="1" name="Picture 69" descr=""/>
+                    <pic:cNvPr id="1" name="Picture 77" descr=""/>
                     <pic:cNvPicPr>
                       <a:picLocks noChangeAspect="1" noChangeArrowheads="1"/>
                     </pic:cNvPicPr>
@@ -160,7 +160,7 @@
             </w:rPr>
             <w:fldChar w:fldCharType="separate"/>
           </w:r>
-          <w:hyperlink w:anchor="__RefHeading___Toc3008_3845141777">
+          <w:hyperlink w:anchor="__RefHeading___Toc3283_3404502048">
             <w:r>
               <w:rPr>
                 <w:webHidden/>
@@ -181,7 +181,7 @@
             </w:tabs>
             <w:rPr/>
           </w:pPr>
-          <w:hyperlink w:anchor="__RefHeading___Toc3010_3845141777">
+          <w:hyperlink w:anchor="__RefHeading___Toc3285_3404502048">
             <w:r>
               <w:rPr>
                 <w:webHidden/>
@@ -202,7 +202,7 @@
             </w:tabs>
             <w:rPr/>
           </w:pPr>
-          <w:hyperlink w:anchor="__RefHeading___Toc3012_3845141777">
+          <w:hyperlink w:anchor="__RefHeading___Toc3287_3404502048">
             <w:r>
               <w:rPr>
                 <w:webHidden/>
@@ -223,7 +223,7 @@
             </w:tabs>
             <w:rPr/>
           </w:pPr>
-          <w:hyperlink w:anchor="__RefHeading___Toc3014_3845141777">
+          <w:hyperlink w:anchor="__RefHeading___Toc3289_3404502048">
             <w:r>
               <w:rPr>
                 <w:webHidden/>
@@ -244,7 +244,7 @@
             </w:tabs>
             <w:rPr/>
           </w:pPr>
-          <w:hyperlink w:anchor="__RefHeading___Toc3016_3845141777">
+          <w:hyperlink w:anchor="__RefHeading___Toc3291_3404502048">
             <w:r>
               <w:rPr>
                 <w:webHidden/>
@@ -265,7 +265,7 @@
             </w:tabs>
             <w:rPr/>
           </w:pPr>
-          <w:hyperlink w:anchor="__RefHeading___Toc3018_3845141777">
+          <w:hyperlink w:anchor="__RefHeading___Toc3293_3404502048">
             <w:r>
               <w:rPr>
                 <w:webHidden/>
@@ -286,7 +286,7 @@
             </w:tabs>
             <w:rPr/>
           </w:pPr>
-          <w:hyperlink w:anchor="__RefHeading___Toc3020_3845141777">
+          <w:hyperlink w:anchor="__RefHeading___Toc3295_3404502048">
             <w:r>
               <w:rPr>
                 <w:webHidden/>
@@ -307,7 +307,7 @@
             </w:tabs>
             <w:rPr/>
           </w:pPr>
-          <w:hyperlink w:anchor="__RefHeading___Toc3022_3845141777">
+          <w:hyperlink w:anchor="__RefHeading___Toc3297_3404502048">
             <w:r>
               <w:rPr>
                 <w:webHidden/>
@@ -328,7 +328,7 @@
             </w:tabs>
             <w:rPr/>
           </w:pPr>
-          <w:hyperlink w:anchor="__RefHeading___Toc3024_3845141777">
+          <w:hyperlink w:anchor="__RefHeading___Toc3299_3404502048">
             <w:r>
               <w:rPr>
                 <w:webHidden/>
@@ -349,7 +349,7 @@
             </w:tabs>
             <w:rPr/>
           </w:pPr>
-          <w:hyperlink w:anchor="__RefHeading___Toc3026_3845141777">
+          <w:hyperlink w:anchor="__RefHeading___Toc3301_3404502048">
             <w:r>
               <w:rPr>
                 <w:webHidden/>
@@ -370,7 +370,7 @@
             </w:tabs>
             <w:rPr/>
           </w:pPr>
-          <w:hyperlink w:anchor="__RefHeading___Toc3028_3845141777">
+          <w:hyperlink w:anchor="__RefHeading___Toc3303_3404502048">
             <w:r>
               <w:rPr>
                 <w:webHidden/>
@@ -391,7 +391,7 @@
             </w:tabs>
             <w:rPr/>
           </w:pPr>
-          <w:hyperlink w:anchor="__RefHeading___Toc3030_3845141777">
+          <w:hyperlink w:anchor="__RefHeading___Toc3305_3404502048">
             <w:r>
               <w:rPr>
                 <w:webHidden/>
@@ -412,7 +412,7 @@
             </w:tabs>
             <w:rPr/>
           </w:pPr>
-          <w:hyperlink w:anchor="__RefHeading___Toc3032_3845141777">
+          <w:hyperlink w:anchor="__RefHeading___Toc3307_3404502048">
             <w:r>
               <w:rPr>
                 <w:webHidden/>
@@ -433,7 +433,7 @@
             </w:tabs>
             <w:rPr/>
           </w:pPr>
-          <w:hyperlink w:anchor="__RefHeading___Toc3034_3845141777">
+          <w:hyperlink w:anchor="__RefHeading___Toc3309_3404502048">
             <w:r>
               <w:rPr>
                 <w:webHidden/>
@@ -454,7 +454,7 @@
             </w:tabs>
             <w:rPr/>
           </w:pPr>
-          <w:hyperlink w:anchor="__RefHeading___Toc3036_3845141777">
+          <w:hyperlink w:anchor="__RefHeading___Toc3311_3404502048">
             <w:r>
               <w:rPr>
                 <w:webHidden/>
@@ -475,7 +475,7 @@
             </w:tabs>
             <w:rPr/>
           </w:pPr>
-          <w:hyperlink w:anchor="__RefHeading___Toc3038_3845141777">
+          <w:hyperlink w:anchor="__RefHeading___Toc3313_3404502048">
             <w:r>
               <w:rPr>
                 <w:webHidden/>
@@ -496,7 +496,7 @@
             </w:tabs>
             <w:rPr/>
           </w:pPr>
-          <w:hyperlink w:anchor="__RefHeading___Toc3040_3845141777">
+          <w:hyperlink w:anchor="__RefHeading___Toc3315_3404502048">
             <w:r>
               <w:rPr>
                 <w:webHidden/>
@@ -517,7 +517,7 @@
             </w:tabs>
             <w:rPr/>
           </w:pPr>
-          <w:hyperlink w:anchor="__RefHeading___Toc3042_3845141777">
+          <w:hyperlink w:anchor="__RefHeading___Toc3317_3404502048">
             <w:r>
               <w:rPr>
                 <w:webHidden/>
@@ -538,7 +538,7 @@
             </w:tabs>
             <w:rPr/>
           </w:pPr>
-          <w:hyperlink w:anchor="__RefHeading___Toc3044_3845141777">
+          <w:hyperlink w:anchor="__RefHeading___Toc3319_3404502048">
             <w:r>
               <w:rPr>
                 <w:webHidden/>
@@ -559,7 +559,7 @@
             </w:tabs>
             <w:rPr/>
           </w:pPr>
-          <w:hyperlink w:anchor="__RefHeading___Toc3046_3845141777">
+          <w:hyperlink w:anchor="__RefHeading___Toc3321_3404502048">
             <w:r>
               <w:rPr>
                 <w:webHidden/>
@@ -580,7 +580,7 @@
             </w:tabs>
             <w:rPr/>
           </w:pPr>
-          <w:hyperlink w:anchor="__RefHeading___Toc3048_3845141777">
+          <w:hyperlink w:anchor="__RefHeading___Toc3323_3404502048">
             <w:r>
               <w:rPr>
                 <w:webHidden/>
@@ -601,7 +601,7 @@
             </w:tabs>
             <w:rPr/>
           </w:pPr>
-          <w:hyperlink w:anchor="__RefHeading___Toc3050_3845141777">
+          <w:hyperlink w:anchor="__RefHeading___Toc3325_3404502048">
             <w:r>
               <w:rPr>
                 <w:webHidden/>
@@ -622,7 +622,7 @@
             </w:tabs>
             <w:rPr/>
           </w:pPr>
-          <w:hyperlink w:anchor="__RefHeading___Toc3052_3845141777">
+          <w:hyperlink w:anchor="__RefHeading___Toc3327_3404502048">
             <w:r>
               <w:rPr>
                 <w:webHidden/>
@@ -643,7 +643,7 @@
             </w:tabs>
             <w:rPr/>
           </w:pPr>
-          <w:hyperlink w:anchor="__RefHeading___Toc3054_3845141777">
+          <w:hyperlink w:anchor="__RefHeading___Toc3329_3404502048">
             <w:r>
               <w:rPr>
                 <w:webHidden/>
@@ -664,7 +664,7 @@
             </w:tabs>
             <w:rPr/>
           </w:pPr>
-          <w:hyperlink w:anchor="__RefHeading___Toc3056_3845141777">
+          <w:hyperlink w:anchor="__RefHeading___Toc3331_3404502048">
             <w:r>
               <w:rPr>
                 <w:webHidden/>
@@ -685,7 +685,7 @@
             </w:tabs>
             <w:rPr/>
           </w:pPr>
-          <w:hyperlink w:anchor="__RefHeading___Toc3058_3845141777">
+          <w:hyperlink w:anchor="__RefHeading___Toc3333_3404502048">
             <w:r>
               <w:rPr>
                 <w:webHidden/>
@@ -706,7 +706,7 @@
             </w:tabs>
             <w:rPr/>
           </w:pPr>
-          <w:hyperlink w:anchor="__RefHeading___Toc3060_3845141777">
+          <w:hyperlink w:anchor="__RefHeading___Toc3335_3404502048">
             <w:r>
               <w:rPr>
                 <w:webHidden/>
@@ -727,7 +727,7 @@
             </w:tabs>
             <w:rPr/>
           </w:pPr>
-          <w:hyperlink w:anchor="__RefHeading___Toc3062_3845141777">
+          <w:hyperlink w:anchor="__RefHeading___Toc3337_3404502048">
             <w:r>
               <w:rPr>
                 <w:webHidden/>
@@ -748,7 +748,7 @@
             </w:tabs>
             <w:rPr/>
           </w:pPr>
-          <w:hyperlink w:anchor="__RefHeading___Toc3064_3845141777">
+          <w:hyperlink w:anchor="__RefHeading___Toc3339_3404502048">
             <w:r>
               <w:rPr>
                 <w:webHidden/>
@@ -769,7 +769,7 @@
             </w:tabs>
             <w:rPr/>
           </w:pPr>
-          <w:hyperlink w:anchor="__RefHeading___Toc3066_3845141777">
+          <w:hyperlink w:anchor="__RefHeading___Toc3341_3404502048">
             <w:r>
               <w:rPr>
                 <w:webHidden/>
@@ -790,7 +790,7 @@
             </w:tabs>
             <w:rPr/>
           </w:pPr>
-          <w:hyperlink w:anchor="__RefHeading___Toc3068_3845141777">
+          <w:hyperlink w:anchor="__RefHeading___Toc3343_3404502048">
             <w:r>
               <w:rPr>
                 <w:webHidden/>
@@ -811,7 +811,7 @@
             </w:tabs>
             <w:rPr/>
           </w:pPr>
-          <w:hyperlink w:anchor="__RefHeading___Toc3070_3845141777">
+          <w:hyperlink w:anchor="__RefHeading___Toc3345_3404502048">
             <w:r>
               <w:rPr>
                 <w:webHidden/>
@@ -832,7 +832,7 @@
             </w:tabs>
             <w:rPr/>
           </w:pPr>
-          <w:hyperlink w:anchor="__RefHeading___Toc3072_3845141777">
+          <w:hyperlink w:anchor="__RefHeading___Toc3347_3404502048">
             <w:r>
               <w:rPr>
                 <w:webHidden/>
@@ -853,7 +853,7 @@
             </w:tabs>
             <w:rPr/>
           </w:pPr>
-          <w:hyperlink w:anchor="__RefHeading___Toc3074_3845141777">
+          <w:hyperlink w:anchor="__RefHeading___Toc3349_3404502048">
             <w:r>
               <w:rPr>
                 <w:webHidden/>
@@ -874,7 +874,7 @@
             </w:tabs>
             <w:rPr/>
           </w:pPr>
-          <w:hyperlink w:anchor="__RefHeading___Toc3076_3845141777">
+          <w:hyperlink w:anchor="__RefHeading___Toc3351_3404502048">
             <w:r>
               <w:rPr>
                 <w:webHidden/>
@@ -895,7 +895,7 @@
             </w:tabs>
             <w:rPr/>
           </w:pPr>
-          <w:hyperlink w:anchor="__RefHeading___Toc3078_3845141777">
+          <w:hyperlink w:anchor="__RefHeading___Toc3353_3404502048">
             <w:r>
               <w:rPr>
                 <w:webHidden/>
@@ -916,7 +916,7 @@
             </w:tabs>
             <w:rPr/>
           </w:pPr>
-          <w:hyperlink w:anchor="__RefHeading___Toc3080_3845141777">
+          <w:hyperlink w:anchor="__RefHeading___Toc3355_3404502048">
             <w:r>
               <w:rPr>
                 <w:webHidden/>
@@ -937,7 +937,7 @@
             </w:tabs>
             <w:rPr/>
           </w:pPr>
-          <w:hyperlink w:anchor="__RefHeading___Toc3082_3845141777">
+          <w:hyperlink w:anchor="__RefHeading___Toc3357_3404502048">
             <w:r>
               <w:rPr>
                 <w:webHidden/>
@@ -958,7 +958,7 @@
             </w:tabs>
             <w:rPr/>
           </w:pPr>
-          <w:hyperlink w:anchor="__RefHeading___Toc3084_3845141777">
+          <w:hyperlink w:anchor="__RefHeading___Toc3359_3404502048">
             <w:r>
               <w:rPr>
                 <w:webHidden/>
@@ -979,7 +979,7 @@
             </w:tabs>
             <w:rPr/>
           </w:pPr>
-          <w:hyperlink w:anchor="__RefHeading___Toc3086_3845141777">
+          <w:hyperlink w:anchor="__RefHeading___Toc3361_3404502048">
             <w:r>
               <w:rPr>
                 <w:webHidden/>
@@ -1000,13 +1000,13 @@
             </w:tabs>
             <w:rPr/>
           </w:pPr>
-          <w:hyperlink w:anchor="__RefHeading___Toc3088_3845141777">
+          <w:hyperlink w:anchor="__RefHeading___Toc3363_3404502048">
             <w:r>
               <w:rPr>
                 <w:webHidden/>
                 <w:rStyle w:val="IndexLink"/>
               </w:rPr>
-              <w:t>9 Soak Run Scheduled</w:t>
+              <w:t>9 Soak Results</w:t>
               <w:tab/>
               <w:t>38</w:t>
             </w:r>
@@ -1021,13 +1021,13 @@
             </w:tabs>
             <w:rPr/>
           </w:pPr>
-          <w:hyperlink w:anchor="__RefHeading___Toc3090_3845141777">
+          <w:hyperlink w:anchor="__RefHeading___Toc3365_3404502048">
             <w:r>
               <w:rPr>
                 <w:webHidden/>
                 <w:rStyle w:val="IndexLink"/>
               </w:rPr>
-              <w:t>9.1 Status at publication time</w:t>
+              <w:t>9.1 One million blocks on the AXI4 image</w:t>
               <w:tab/>
               <w:t>38</w:t>
             </w:r>
@@ -1042,13 +1042,13 @@
             </w:tabs>
             <w:rPr/>
           </w:pPr>
-          <w:hyperlink w:anchor="__RefHeading___Toc3092_3845141777">
+          <w:hyperlink w:anchor="__RefHeading___Toc3367_3404502048">
             <w:r>
               <w:rPr>
                 <w:webHidden/>
                 <w:rStyle w:val="IndexLink"/>
               </w:rPr>
-              <w:t>9.2 Target</w:t>
+              <w:t>9.2 Mis-decodes versus the model</w:t>
               <w:tab/>
               <w:t>39</w:t>
             </w:r>
@@ -1063,15 +1063,78 @@
             </w:tabs>
             <w:rPr/>
           </w:pPr>
-          <w:hyperlink w:anchor="__RefHeading___Toc3094_3845141777">
+          <w:hyperlink w:anchor="__RefHeading___Toc3369_3404502048">
             <w:r>
               <w:rPr>
                 <w:webHidden/>
                 <w:rStyle w:val="IndexLink"/>
               </w:rPr>
-              <w:t>9.3 What will be reported</w:t>
+              <w:t>9.3 Soak timeline</w:t>
               <w:tab/>
               <w:t>40</w:t>
+            </w:r>
+          </w:hyperlink>
+        </w:p>
+        <w:p>
+          <w:pPr>
+            <w:pStyle w:val="TOC3"/>
+            <w:tabs>
+              <w:tab w:val="clear" w:pos="8793"/>
+              <w:tab w:val="right" w:pos="9359" w:leader="dot"/>
+            </w:tabs>
+            <w:rPr/>
+          </w:pPr>
+          <w:hyperlink w:anchor="__RefHeading___Toc3371_3404502048">
+            <w:r>
+              <w:rPr>
+                <w:webHidden/>
+                <w:rStyle w:val="IndexLink"/>
+              </w:rPr>
+              <w:t>9.3.1 Figure 4.4: RS soak timeline over one million blocks.</w:t>
+              <w:tab/>
+              <w:t>40</w:t>
+            </w:r>
+          </w:hyperlink>
+        </w:p>
+        <w:p>
+          <w:pPr>
+            <w:pStyle w:val="TOC2"/>
+            <w:tabs>
+              <w:tab w:val="clear" w:pos="9077"/>
+              <w:tab w:val="right" w:pos="9359" w:leader="dot"/>
+            </w:tabs>
+            <w:rPr/>
+          </w:pPr>
+          <w:hyperlink w:anchor="__RefHeading___Toc3373_3404502048">
+            <w:r>
+              <w:rPr>
+                <w:webHidden/>
+                <w:rStyle w:val="IndexLink"/>
+              </w:rPr>
+              <w:t>9.4 What 29 blk/s means</w:t>
+              <w:tab/>
+              <w:t>41</w:t>
+            </w:r>
+          </w:hyperlink>
+        </w:p>
+        <w:p>
+          <w:pPr>
+            <w:pStyle w:val="TOC2"/>
+            <w:tabs>
+              <w:tab w:val="clear" w:pos="9077"/>
+              <w:tab w:val="right" w:pos="9359" w:leader="dot"/>
+            </w:tabs>
+            <w:rPr/>
+          </w:pPr>
+          <w:hyperlink w:anchor="__RefHeading___Toc3375_3404502048">
+            <w:r>
+              <w:rPr>
+                <w:webHidden/>
+                <w:rStyle w:val="IndexLink"/>
+              </w:rPr>
+              <w:t>9.5 Image notes</w:t>
+              <w:tab/>
+              <w:t>42</w:t>
             </w:r>
           </w:hyperlink>
         </w:p>
@@ -1084,7 +1147,7 @@
             </w:tabs>
             <w:rPr/>
           </w:pPr>
-          <w:hyperlink w:anchor="__RefHeading___Toc3096_3845141777">
+          <w:hyperlink w:anchor="__RefHeading___Toc3377_3404502048">
             <w:r>
               <w:rPr>
                 <w:webHidden/>
@@ -1092,7 +1155,7 @@
               </w:rPr>
               <w:t>10 Honest Limits</w:t>
               <w:tab/>
-              <w:t>41</w:t>
+              <w:t>43</w:t>
             </w:r>
           </w:hyperlink>
         </w:p>
@@ -1105,7 +1168,7 @@
             </w:tabs>
             <w:rPr/>
           </w:pPr>
-          <w:hyperlink w:anchor="__RefHeading___Toc3098_3845141777">
+          <w:hyperlink w:anchor="__RefHeading___Toc3379_3404502048">
             <w:r>
               <w:rPr>
                 <w:webHidden/>
@@ -1113,7 +1176,7 @@
               </w:rPr>
               <w:t>10.1 What the board evidence does not cover</w:t>
               <w:tab/>
-              <w:t>41</w:t>
+              <w:t>43</w:t>
             </w:r>
           </w:hyperlink>
         </w:p>
@@ -1126,7 +1189,7 @@
             </w:tabs>
             <w:rPr/>
           </w:pPr>
-          <w:hyperlink w:anchor="__RefHeading___Toc3100_3845141777">
+          <w:hyperlink w:anchor="__RefHeading___Toc3381_3404502048">
             <w:r>
               <w:rPr>
                 <w:webHidden/>
@@ -1134,7 +1197,7 @@
               </w:rPr>
               <w:t>10.2 Traceability</w:t>
               <w:tab/>
-              <w:t>42</w:t>
+              <w:t>44</w:t>
             </w:r>
           </w:hyperlink>
           <w:r>
@@ -1405,6 +1468,63 @@
     <w:p>
       <w:pPr>
         <w:pStyle w:val="Normal"/>
+        <w:tabs>
+          <w:tab w:val="clear" w:pos="720"/>
+          <w:tab w:val="right" w:pos="9360" w:leader="dot"/>
+        </w:tabs>
+        <w:spacing w:before="0" w:after="0"/>
+        <w:rPr/>
+      </w:pPr>
+      <w:hyperlink w:anchor="_Fig_5_RS_soak_timeline_ove">
+        <w:r>
+          <w:rPr>
+            <w:rStyle w:val="ListLabel1"/>
+            <w:color w:val="000000"/>
+            <w:sz w:val="24"/>
+          </w:rPr>
+          <w:t>Figure 4.4: RS soak timeline over one million blocks.</w:t>
+        </w:r>
+        <w:r>
+          <w:rPr>
+            <w:rStyle w:val="ListLabel1"/>
+          </w:rPr>
+          <w:tab/>
+        </w:r>
+        <w:r>
+          <w:rPr>
+            <w:rStyle w:val="ListLabel1"/>
+          </w:rPr>
+          <w:fldChar w:fldCharType="begin"/>
+        </w:r>
+        <w:r>
+          <w:rPr>
+            <w:rStyle w:val="ListLabel1"/>
+          </w:rPr>
+          <w:instrText xml:space="preserve"> PAGEREF _Fig_5_RS_soak_timeline_ove \h </w:instrText>
+        </w:r>
+        <w:r>
+          <w:rPr>
+            <w:rStyle w:val="ListLabel1"/>
+          </w:rPr>
+          <w:fldChar w:fldCharType="separate"/>
+        </w:r>
+        <w:r>
+          <w:rPr>
+            <w:rStyle w:val="ListLabel1"/>
+          </w:rPr>
+          <w:t>40</w:t>
+        </w:r>
+        <w:r>
+          <w:rPr>
+            <w:rStyle w:val="ListLabel1"/>
+          </w:rPr>
+          <w:fldChar w:fldCharType="end"/>
+        </w:r>
+      </w:hyperlink>
+    </w:p>
+    <w:p>
+      <w:pPr>
+        <w:pStyle w:val="Normal"/>
         <w:rPr/>
       </w:pPr>
       <w:r>
@@ -1896,14 +2016,14 @@
         <w:spacing w:before="0" w:after="0"/>
         <w:rPr/>
       </w:pPr>
-      <w:hyperlink w:anchor="_Tab_9_Table_5_1__Traceabil">
+      <w:hyperlink w:anchor="_Tab_9_Table_4_1__RS_soak_f">
         <w:r>
           <w:rPr>
             <w:rStyle w:val="ListLabel1"/>
             <w:color w:val="000000"/>
             <w:sz w:val="24"/>
           </w:rPr>
-          <w:t>Table 9: Table 5.1: Traceability from claim to artifact.</w:t>
+          <w:t>Table 9: Table 4.1: RS soak final counters.</w:t>
         </w:r>
         <w:r>
           <w:rPr>
@@ -1921,7 +2041,7 @@
           <w:rPr>
             <w:rStyle w:val="ListLabel1"/>
           </w:rPr>
-          <w:instrText xml:space="preserve"> PAGEREF _Tab_9_Table_5_1__Traceabil \h </w:instrText>
+          <w:instrText xml:space="preserve"> PAGEREF _Tab_9_Table_4_1__RS_soak_f \h </w:instrText>
         </w:r>
         <w:r>
           <w:rPr>
@@ -1933,7 +2053,64 @@
           <w:rPr>
             <w:rStyle w:val="ListLabel1"/>
           </w:rPr>
-          <w:t>42</w:t>
+          <w:t>38</w:t>
+        </w:r>
+        <w:r>
+          <w:rPr>
+            <w:rStyle w:val="ListLabel1"/>
+          </w:rPr>
+          <w:fldChar w:fldCharType="end"/>
+        </w:r>
+      </w:hyperlink>
+    </w:p>
+    <w:p>
+      <w:pPr>
+        <w:pStyle w:val="Normal"/>
+        <w:tabs>
+          <w:tab w:val="clear" w:pos="720"/>
+          <w:tab w:val="right" w:pos="9360" w:leader="dot"/>
+        </w:tabs>
+        <w:spacing w:before="0" w:after="0"/>
+        <w:rPr/>
+      </w:pPr>
+      <w:hyperlink w:anchor="_Tab_10_Table_5_1__Traceabil">
+        <w:r>
+          <w:rPr>
+            <w:rStyle w:val="ListLabel1"/>
+            <w:color w:val="000000"/>
+            <w:sz w:val="24"/>
+          </w:rPr>
+          <w:t>Table 10: Table 5.1: Traceability from claim to artifact.</w:t>
+        </w:r>
+        <w:r>
+          <w:rPr>
+            <w:rStyle w:val="ListLabel1"/>
+          </w:rPr>
+          <w:tab/>
+        </w:r>
+        <w:r>
+          <w:rPr>
+            <w:rStyle w:val="ListLabel1"/>
+          </w:rPr>
+          <w:fldChar w:fldCharType="begin"/>
+        </w:r>
+        <w:r>
+          <w:rPr>
+            <w:rStyle w:val="ListLabel1"/>
+          </w:rPr>
+          <w:instrText xml:space="preserve"> PAGEREF _Tab_10_Table_5_1__Traceabil \h </w:instrText>
+        </w:r>
+        <w:r>
+          <w:rPr>
+            <w:rStyle w:val="ListLabel1"/>
+          </w:rPr>
+          <w:fldChar w:fldCharType="separate"/>
+        </w:r>
+        <w:r>
+          <w:rPr>
+            <w:rStyle w:val="ListLabel1"/>
+          </w:rPr>
+          <w:t>44</w:t>
         </w:r>
         <w:r>
           <w:rPr>
@@ -2051,7 +2228,7 @@
         <w:spacing w:before="360" w:after="120"/>
         <w:rPr/>
       </w:pPr>
-      <w:bookmarkStart w:id="0" w:name="__RefHeading___Toc3008_3845141777"/>
+      <w:bookmarkStart w:id="0" w:name="__RefHeading___Toc3283_3404502048"/>
       <w:bookmarkStart w:id="1" w:name="document-information"/>
       <w:bookmarkEnd w:id="0"/>
       <w:r>
@@ -2083,7 +2260,7 @@
         <w:spacing w:before="280" w:after="80"/>
         <w:rPr/>
       </w:pPr>
-      <w:bookmarkStart w:id="2" w:name="__RefHeading___Toc3010_3845141777"/>
+      <w:bookmarkStart w:id="2" w:name="__RefHeading___Toc3285_3404502048"/>
       <w:bookmarkEnd w:id="2"/>
       <w:r>
         <w:rPr>
@@ -2428,7 +2605,7 @@
       <w:r>
         <w:br w:type="page"/>
       </w:r>
-      <w:bookmarkStart w:id="5" w:name="__RefHeading___Toc3012_3845141777"/>
+      <w:bookmarkStart w:id="5" w:name="__RefHeading___Toc3287_3404502048"/>
       <w:bookmarkEnd w:id="5"/>
       <w:r>
         <w:rPr>
@@ -2458,7 +2635,7 @@
         <w:rPr>
           <w:sz w:val="20"/>
         </w:rPr>
-        <w:t>This book covers the RS(252,236) t=8 codec as exercised on the Digilent Genesys 2 board. It describes the harness, the campaign methodology, the 2026-10-05 battery, the erasure boundary finding, and the scheduled million-block soak.</w:t>
+        <w:t>This book covers the RS(252,236) t=8 codec as exercised on the Digilent Genesys 2 board. It describes the harness, the campaign methodology, the 2026-10-05 battery, the erasure boundary finding, and the completed million-block soak.</w:t>
       </w:r>
       <w:r>
         <w:br w:type="page"/>
@@ -2473,7 +2650,7 @@
         <w:spacing w:before="280" w:after="80"/>
         <w:rPr/>
       </w:pPr>
-      <w:bookmarkStart w:id="6" w:name="__RefHeading___Toc3014_3845141777"/>
+      <w:bookmarkStart w:id="6" w:name="__RefHeading___Toc3289_3404502048"/>
       <w:bookmarkStart w:id="7" w:name="provenance"/>
       <w:bookmarkEnd w:id="6"/>
       <w:r>
@@ -2517,7 +2694,7 @@
         <w:rPr>
           <w:sz w:val="20"/>
         </w:rPr>
-        <w:t xml:space="preserve"> and </w:t>
+        <w:t xml:space="preserve">, </w:t>
       </w:r>
       <w:r>
         <w:rPr>
@@ -2525,6 +2702,19 @@
           <w:sz w:val="20"/>
         </w:rPr>
         <w:t>stable/results/2026-10-05_battery/</w:t>
+      </w:r>
+      <w:r>
+        <w:rPr>
+          <w:sz w:val="20"/>
+        </w:rPr>
+        <w:t xml:space="preserve">, and </w:t>
+      </w:r>
+      <w:r>
+        <w:rPr>
+          <w:rStyle w:val="VerbatimChar"/>
+          <w:sz w:val="20"/>
+        </w:rPr>
+        <w:t>stable/results/2026-10-05_soak/</w:t>
       </w:r>
       <w:r>
         <w:rPr>
@@ -2571,7 +2761,7 @@
         <w:spacing w:before="360" w:after="120"/>
         <w:rPr/>
       </w:pPr>
-      <w:bookmarkStart w:id="8" w:name="__RefHeading___Toc3016_3845141777"/>
+      <w:bookmarkStart w:id="8" w:name="__RefHeading___Toc3291_3404502048"/>
       <w:bookmarkStart w:id="9" w:name="scope-and-claims"/>
       <w:bookmarkEnd w:id="8"/>
       <w:r>
@@ -2603,7 +2793,7 @@
         <w:spacing w:before="280" w:after="80"/>
         <w:rPr/>
       </w:pPr>
-      <w:bookmarkStart w:id="10" w:name="__RefHeading___Toc3018_3845141777"/>
+      <w:bookmarkStart w:id="10" w:name="__RefHeading___Toc3293_3404502048"/>
       <w:bookmarkStart w:id="11" w:name="what-this-book-is"/>
       <w:bookmarkEnd w:id="10"/>
       <w:r>
@@ -2651,7 +2841,7 @@
         <w:spacing w:before="280" w:after="80"/>
         <w:rPr/>
       </w:pPr>
-      <w:bookmarkStart w:id="13" w:name="__RefHeading___Toc3020_3845141777"/>
+      <w:bookmarkStart w:id="13" w:name="__RefHeading___Toc3295_3404502048"/>
       <w:bookmarkStart w:id="14" w:name="what-is-claimed"/>
       <w:bookmarkEnd w:id="13"/>
       <w:r>
@@ -2849,6 +3039,30 @@
     </w:p>
     <w:p>
       <w:pPr>
+        <w:pStyle w:val="Compact"/>
+        <w:numPr>
+          <w:ilvl w:val="0"/>
+          <w:numId w:val="1"/>
+        </w:numPr>
+        <w:rPr/>
+      </w:pPr>
+      <w:r>
+        <w:rPr/>
+        <w:t xml:space="preserve">The 2026-10-05 million-block soak on </w:t>
+      </w:r>
+      <w:r>
+        <w:rPr>
+          <w:rStyle w:val="VerbatimChar"/>
+        </w:rPr>
+        <w:t>axi4_ribm</w:t>
+      </w:r>
+      <w:r>
+        <w:rPr/>
+        <w:t xml:space="preserve"> passed: 0 failing runs, and 2 mis-decodes out of 74,240 over-t blocks, below the model’s approximately 1-in-20,000 bound at e = t + 1.</w:t>
+      </w:r>
+    </w:p>
+    <w:p>
+      <w:pPr>
         <w:pStyle w:val="FirstParagraph"/>
         <w:rPr/>
       </w:pPr>
@@ -2873,7 +3087,7 @@
         <w:spacing w:before="280" w:after="80"/>
         <w:rPr/>
       </w:pPr>
-      <w:bookmarkStart w:id="16" w:name="__RefHeading___Toc3022_3845141777"/>
+      <w:bookmarkStart w:id="16" w:name="__RefHeading___Toc3297_3404502048"/>
       <w:bookmarkStart w:id="17" w:name="what-is-not-claimed"/>
       <w:bookmarkEnd w:id="16"/>
       <w:r>
@@ -2917,7 +3131,7 @@
         <w:rPr>
           <w:sz w:val="20"/>
         </w:rPr>
-        <w:t xml:space="preserve"> boundary is a known open issue (TASK-005) and is called out in Chapter 3 and Chapter 5. The scheduled soak has not completed at publication time; Chapter 4 says what it will report.</w:t>
+        <w:t xml:space="preserve"> boundary is a known open issue (TASK-005) and is called out in Chapter 3 and Chapter 5. The million-block soak completed on 2026-10-06; Chapter 4 reports its counters.</w:t>
       </w:r>
       <w:bookmarkEnd w:id="9"/>
       <w:bookmarkEnd w:id="17"/>
@@ -2932,7 +3146,7 @@
         <w:spacing w:before="360" w:after="120"/>
         <w:rPr/>
       </w:pPr>
-      <w:bookmarkStart w:id="18" w:name="__RefHeading___Toc3024_3845141777"/>
+      <w:bookmarkStart w:id="18" w:name="__RefHeading___Toc3299_3404502048"/>
       <w:bookmarkStart w:id="19" w:name="images-and-codec-profile"/>
       <w:bookmarkEnd w:id="18"/>
       <w:r>
@@ -2964,7 +3178,7 @@
         <w:spacing w:before="280" w:after="80"/>
         <w:rPr/>
       </w:pPr>
-      <w:bookmarkStart w:id="20" w:name="__RefHeading___Toc3026_3845141777"/>
+      <w:bookmarkStart w:id="20" w:name="__RefHeading___Toc3301_3404502048"/>
       <w:bookmarkStart w:id="21" w:name="image-matrix"/>
       <w:bookmarkEnd w:id="20"/>
       <w:r>
@@ -4075,7 +4289,7 @@
         <w:spacing w:before="280" w:after="80"/>
         <w:rPr/>
       </w:pPr>
-      <w:bookmarkStart w:id="23" w:name="__RefHeading___Toc3028_3845141777"/>
+      <w:bookmarkStart w:id="23" w:name="__RefHeading___Toc3303_3404502048"/>
       <w:bookmarkStart w:id="24" w:name="codec-profile"/>
       <w:bookmarkEnd w:id="23"/>
       <w:r>
@@ -4120,6 +4334,34 @@
           <w:sz w:val="20"/>
         </w:rPr>
         <w:t>:</w:t>
+      </w:r>
+    </w:p>
+    <w:p>
+      <w:pPr>
+        <w:pStyle w:val="Compact"/>
+        <w:numPr>
+          <w:ilvl w:val="0"/>
+          <w:numId w:val="6"/>
+        </w:numPr>
+        <w:rPr/>
+      </w:pPr>
+      <w:r>
+        <w:rPr/>
+        <w:t>Code: RS(252,236), t=8, m=8.</w:t>
+      </w:r>
+    </w:p>
+    <w:p>
+      <w:pPr>
+        <w:pStyle w:val="Compact"/>
+        <w:numPr>
+          <w:ilvl w:val="0"/>
+          <w:numId w:val="7"/>
+        </w:numPr>
+        <w:rPr/>
+      </w:pPr>
+      <w:r>
+        <w:rPr/>
+        <w:t>Symbols per beat: 4 (S=4), so a 32-bit beat carries four 8-bit symbols.</w:t>
       </w:r>
     </w:p>
     <w:p>
@@ -4133,34 +4375,6 @@
       </w:pPr>
       <w:r>
         <w:rPr/>
-        <w:t>Code: RS(252,236), t=8, m=8.</w:t>
-      </w:r>
-    </w:p>
-    <w:p>
-      <w:pPr>
-        <w:pStyle w:val="Compact"/>
-        <w:numPr>
-          <w:ilvl w:val="0"/>
-          <w:numId w:val="9"/>
-        </w:numPr>
-        <w:rPr/>
-      </w:pPr>
-      <w:r>
-        <w:rPr/>
-        <w:t>Symbols per beat: 4 (S=4), so a 32-bit beat carries four 8-bit symbols.</w:t>
-      </w:r>
-    </w:p>
-    <w:p>
-      <w:pPr>
-        <w:pStyle w:val="Compact"/>
-        <w:numPr>
-          <w:ilvl w:val="0"/>
-          <w:numId w:val="10"/>
-        </w:numPr>
-        <w:rPr/>
-      </w:pPr>
-      <w:r>
-        <w:rPr/>
         <w:t>Shortened from the natural 255-symbol RS block so that n=252 and k=236 are both multiples of the beat size. A full codeword is 63 beats; the message is 59 beats.</w:t>
       </w:r>
     </w:p>
@@ -4214,7 +4428,7 @@
         <w:spacing w:before="360" w:after="120"/>
         <w:rPr/>
       </w:pPr>
-      <w:bookmarkStart w:id="25" w:name="__RefHeading___Toc3030_3845141777"/>
+      <w:bookmarkStart w:id="25" w:name="__RefHeading___Toc3305_3404502048"/>
       <w:bookmarkStart w:id="26" w:name="harness-architecture"/>
       <w:bookmarkEnd w:id="25"/>
       <w:r>
@@ -4246,7 +4460,7 @@
         <w:spacing w:before="280" w:after="80"/>
         <w:rPr/>
       </w:pPr>
-      <w:bookmarkStart w:id="27" w:name="__RefHeading___Toc3032_3845141777"/>
+      <w:bookmarkStart w:id="27" w:name="__RefHeading___Toc3307_3404502048"/>
       <w:bookmarkEnd w:id="27"/>
       <w:r>
         <w:rPr>
@@ -5937,7 +6151,7 @@
       <w:r>
         <w:br w:type="page"/>
       </w:r>
-      <w:bookmarkStart w:id="30" w:name="__RefHeading___Toc3034_3845141777"/>
+      <w:bookmarkStart w:id="30" w:name="__RefHeading___Toc3309_3404502048"/>
       <w:bookmarkEnd w:id="30"/>
       <w:r>
         <w:rPr>
@@ -7094,7 +7308,7 @@
         <w:spacing w:before="200" w:after="80"/>
         <w:rPr/>
       </w:pPr>
-      <w:bookmarkStart w:id="32" w:name="__RefHeading___Toc3036_3845141777"/>
+      <w:bookmarkStart w:id="32" w:name="__RefHeading___Toc3311_3404502048"/>
       <w:bookmarkStart w:id="33" w:name="X68792c9258fca26be422d89b352eb4e736ef16d"/>
       <w:bookmarkStart w:id="34" w:name="_Fig_1_Reed_Solomon_AXIS_da"/>
       <w:bookmarkEnd w:id="32"/>
@@ -7131,7 +7345,7 @@
         <w:spacing w:before="280" w:after="80"/>
         <w:rPr/>
       </w:pPr>
-      <w:bookmarkStart w:id="35" w:name="__RefHeading___Toc3038_3845141777"/>
+      <w:bookmarkStart w:id="35" w:name="__RefHeading___Toc3313_3404502048"/>
       <w:bookmarkStart w:id="36" w:name="register-path-clock-and-reset"/>
       <w:bookmarkEnd w:id="35"/>
       <w:r>
@@ -7306,7 +7520,7 @@
         <w:spacing w:before="360" w:after="120"/>
         <w:rPr/>
       </w:pPr>
-      <w:bookmarkStart w:id="37" w:name="__RefHeading___Toc3040_3845141777"/>
+      <w:bookmarkStart w:id="37" w:name="__RefHeading___Toc3315_3404502048"/>
       <w:bookmarkStart w:id="38" w:name="campaigns-and-the-oracle-argument"/>
       <w:bookmarkEnd w:id="37"/>
       <w:r>
@@ -7338,7 +7552,7 @@
         <w:spacing w:before="280" w:after="80"/>
         <w:rPr/>
       </w:pPr>
-      <w:bookmarkStart w:id="39" w:name="__RefHeading___Toc3042_3845141777"/>
+      <w:bookmarkStart w:id="39" w:name="__RefHeading___Toc3317_3404502048"/>
       <w:bookmarkEnd w:id="39"/>
       <w:r>
         <w:rPr>
@@ -8383,7 +8597,7 @@
       <w:r>
         <w:br w:type="page"/>
       </w:r>
-      <w:bookmarkStart w:id="42" w:name="__RefHeading___Toc3044_3845141777"/>
+      <w:bookmarkStart w:id="42" w:name="__RefHeading___Toc3319_3404502048"/>
       <w:bookmarkEnd w:id="42"/>
       <w:r>
         <w:rPr>
@@ -8428,7 +8642,7 @@
         <w:spacing w:before="280" w:after="80"/>
         <w:rPr/>
       </w:pPr>
-      <w:bookmarkStart w:id="43" w:name="__RefHeading___Toc3046_3845141777"/>
+      <w:bookmarkStart w:id="43" w:name="__RefHeading___Toc3321_3404502048"/>
       <w:bookmarkStart w:id="44" w:name="the-dual-solver-loop-as-oracle"/>
       <w:bookmarkEnd w:id="43"/>
       <w:r>
@@ -8526,7 +8740,7 @@
         <w:spacing w:before="360" w:after="120"/>
         <w:rPr/>
       </w:pPr>
-      <w:bookmarkStart w:id="45" w:name="__RefHeading___Toc3048_3845141777"/>
+      <w:bookmarkStart w:id="45" w:name="__RefHeading___Toc3323_3404502048"/>
       <w:bookmarkStart w:id="46" w:name="testing-choices"/>
       <w:bookmarkEnd w:id="45"/>
       <w:r>
@@ -8558,7 +8772,7 @@
         <w:spacing w:before="280" w:after="80"/>
         <w:rPr/>
       </w:pPr>
-      <w:bookmarkStart w:id="47" w:name="__RefHeading___Toc3050_3845141777"/>
+      <w:bookmarkStart w:id="47" w:name="__RefHeading___Toc3325_3404502048"/>
       <w:bookmarkStart w:id="48" w:name="X8d236ce34556ebaf33b14981fd5c50a974c9d5f"/>
       <w:bookmarkEnd w:id="47"/>
       <w:r>
@@ -8618,7 +8832,7 @@
         <w:spacing w:before="280" w:after="80"/>
         <w:rPr/>
       </w:pPr>
-      <w:bookmarkStart w:id="49" w:name="__RefHeading___Toc3052_3845141777"/>
+      <w:bookmarkStart w:id="49" w:name="__RefHeading___Toc3327_3404502048"/>
       <w:bookmarkStart w:id="50" w:name="X39b5670bd0cc349c34063d439e0ead0eedf07cb"/>
       <w:bookmarkEnd w:id="49"/>
       <w:r>
@@ -8666,7 +8880,7 @@
         <w:spacing w:before="280" w:after="80"/>
         <w:rPr/>
       </w:pPr>
-      <w:bookmarkStart w:id="52" w:name="__RefHeading___Toc3054_3845141777"/>
+      <w:bookmarkStart w:id="52" w:name="__RefHeading___Toc3329_3404502048"/>
       <w:bookmarkStart w:id="53" w:name="uart-and-the-safety-pair"/>
       <w:bookmarkEnd w:id="52"/>
       <w:r>
@@ -8752,7 +8966,7 @@
         <w:spacing w:before="280" w:after="80"/>
         <w:rPr/>
       </w:pPr>
-      <w:bookmarkStart w:id="54" w:name="__RefHeading___Toc3056_3845141777"/>
+      <w:bookmarkStart w:id="54" w:name="__RefHeading___Toc3331_3404502048"/>
       <w:bookmarkStart w:id="55" w:name="genesys-2-vs-nexys-a7"/>
       <w:bookmarkEnd w:id="54"/>
       <w:r>
@@ -8812,7 +9026,7 @@
         <w:spacing w:before="280" w:after="80"/>
         <w:rPr/>
       </w:pPr>
-      <w:bookmarkStart w:id="56" w:name="__RefHeading___Toc3058_3845141777"/>
+      <w:bookmarkStart w:id="56" w:name="__RefHeading___Toc3333_3404502048"/>
       <w:bookmarkStart w:id="57" w:name="X795ba1d5d597264028343fd225a136bc41bb7e4"/>
       <w:bookmarkEnd w:id="56"/>
       <w:r>
@@ -8885,7 +9099,7 @@
         <w:spacing w:before="280" w:after="80"/>
         <w:rPr/>
       </w:pPr>
-      <w:bookmarkStart w:id="58" w:name="__RefHeading___Toc3060_3845141777"/>
+      <w:bookmarkStart w:id="58" w:name="__RefHeading___Toc3335_3404502048"/>
       <w:bookmarkStart w:id="59" w:name="deliberately-not-board-tested"/>
       <w:bookmarkEnd w:id="58"/>
       <w:r>
@@ -8929,7 +9143,7 @@
         <w:rPr>
           <w:sz w:val="20"/>
         </w:rPr>
-        <w:t xml:space="preserve"> is the sim/DV domain. The soak campaign has a default time budget and is scheduled separately. The component DV matrix exercises the codec in ways the board harness does not replicate. The erasure </w:t>
+        <w:t xml:space="preserve"> is the sim/DV domain. The soak campaign runs separately from the battery because of its wall time — hours at UART rates; it completed on 2026-10-06 and is reported in Chapter 4. The component DV matrix exercises the codec in ways the board harness does not replicate. The erasure </w:t>
       </w:r>
       <w:r>
         <w:rPr>
@@ -8957,7 +9171,7 @@
         <w:spacing w:before="360" w:after="120"/>
         <w:rPr/>
       </w:pPr>
-      <w:bookmarkStart w:id="60" w:name="__RefHeading___Toc3062_3845141777"/>
+      <w:bookmarkStart w:id="60" w:name="__RefHeading___Toc3337_3404502048"/>
       <w:bookmarkStart w:id="61" w:name="erasure-campaign"/>
       <w:bookmarkEnd w:id="60"/>
       <w:r>
@@ -8989,7 +9203,7 @@
         <w:spacing w:before="280" w:after="80"/>
         <w:rPr/>
       </w:pPr>
-      <w:bookmarkStart w:id="62" w:name="__RefHeading___Toc3064_3845141777"/>
+      <w:bookmarkStart w:id="62" w:name="__RefHeading___Toc3339_3404502048"/>
       <w:bookmarkStart w:id="63" w:name="what-erasure-decoding-adds"/>
       <w:bookmarkEnd w:id="62"/>
       <w:r>
@@ -9047,6 +9261,34 @@
           <w:sz w:val="20"/>
         </w:rPr>
         <w:t xml:space="preserve"> sideband. The decoder is then told which symbols were corrupted, so the correction bound doubles: the decoder can correct e errors plus f erasures whenever 2e + f &lt;= 2t. For RS(252,236) t=8, that means:</w:t>
+      </w:r>
+    </w:p>
+    <w:p>
+      <w:pPr>
+        <w:pStyle w:val="Compact"/>
+        <w:numPr>
+          <w:ilvl w:val="0"/>
+          <w:numId w:val="9"/>
+        </w:numPr>
+        <w:rPr/>
+      </w:pPr>
+      <w:r>
+        <w:rPr/>
+        <w:t>f = t = 8 erasures alone should correct.</w:t>
+      </w:r>
+    </w:p>
+    <w:p>
+      <w:pPr>
+        <w:pStyle w:val="Compact"/>
+        <w:numPr>
+          <w:ilvl w:val="0"/>
+          <w:numId w:val="10"/>
+        </w:numPr>
+        <w:rPr/>
+      </w:pPr>
+      <w:r>
+        <w:rPr/>
+        <w:t>f = 2t = 16 erasures alone should correct.</w:t>
       </w:r>
     </w:p>
     <w:p>
@@ -9058,34 +9300,6 @@
         </w:numPr>
         <w:rPr/>
       </w:pPr>
-      <w:r>
-        <w:rPr/>
-        <w:t>f = t = 8 erasures alone should correct.</w:t>
-      </w:r>
-    </w:p>
-    <w:p>
-      <w:pPr>
-        <w:pStyle w:val="Compact"/>
-        <w:numPr>
-          <w:ilvl w:val="0"/>
-          <w:numId w:val="12"/>
-        </w:numPr>
-        <w:rPr/>
-      </w:pPr>
-      <w:r>
-        <w:rPr/>
-        <w:t>f = 2t = 16 erasures alone should correct.</w:t>
-      </w:r>
-    </w:p>
-    <w:p>
-      <w:pPr>
-        <w:pStyle w:val="Compact"/>
-        <w:numPr>
-          <w:ilvl w:val="0"/>
-          <w:numId w:val="13"/>
-        </w:numPr>
-        <w:rPr/>
-      </w:pPr>
       <w:bookmarkStart w:id="64" w:name="what-erasure-decoding-adds"/>
       <w:r>
         <w:rPr/>
@@ -9105,7 +9319,7 @@
         <w:spacing w:before="280" w:after="80"/>
         <w:rPr/>
       </w:pPr>
-      <w:bookmarkStart w:id="65" w:name="__RefHeading___Toc3066_3845141777"/>
+      <w:bookmarkStart w:id="65" w:name="__RefHeading___Toc3341_3404502048"/>
       <w:bookmarkEnd w:id="65"/>
       <w:r>
         <w:rPr>
@@ -9619,7 +9833,7 @@
       <w:r>
         <w:br w:type="page"/>
       </w:r>
-      <w:bookmarkStart w:id="68" w:name="__RefHeading___Toc3068_3845141777"/>
+      <w:bookmarkStart w:id="68" w:name="__RefHeading___Toc3343_3404502048"/>
       <w:bookmarkEnd w:id="68"/>
       <w:r>
         <w:rPr>
@@ -9689,7 +9903,7 @@
         <w:spacing w:before="360" w:after="120"/>
         <w:rPr/>
       </w:pPr>
-      <w:bookmarkStart w:id="69" w:name="__RefHeading___Toc3070_3845141777"/>
+      <w:bookmarkStart w:id="69" w:name="__RefHeading___Toc3345_3404502048"/>
       <w:bookmarkStart w:id="70" w:name="battery-results"/>
       <w:bookmarkEnd w:id="69"/>
       <w:r>
@@ -9721,7 +9935,7 @@
         <w:spacing w:before="280" w:after="80"/>
         <w:rPr/>
       </w:pPr>
-      <w:bookmarkStart w:id="71" w:name="__RefHeading___Toc3072_3845141777"/>
+      <w:bookmarkStart w:id="71" w:name="__RefHeading___Toc3347_3404502048"/>
       <w:bookmarkEnd w:id="71"/>
       <w:r>
         <w:rPr>
@@ -11264,7 +11478,7 @@
       <w:r>
         <w:br w:type="page"/>
       </w:r>
-      <w:bookmarkStart w:id="74" w:name="__RefHeading___Toc3074_3845141777"/>
+      <w:bookmarkStart w:id="74" w:name="__RefHeading___Toc3349_3404502048"/>
       <w:bookmarkEnd w:id="74"/>
       <w:r>
         <w:rPr>
@@ -11347,7 +11561,7 @@
         <w:spacing w:before="200" w:after="80"/>
         <w:rPr/>
       </w:pPr>
-      <w:bookmarkStart w:id="75" w:name="__RefHeading___Toc3076_3845141777"/>
+      <w:bookmarkStart w:id="75" w:name="__RefHeading___Toc3351_3404502048"/>
       <w:bookmarkStart w:id="76" w:name="X58bbb23f7f0f279aa358d7d60f440641ac1834b"/>
       <w:bookmarkStart w:id="77" w:name="_Fig_2_Reed_Solomon_correct"/>
       <w:bookmarkEnd w:id="75"/>
@@ -11384,7 +11598,7 @@
         <w:spacing w:before="280" w:after="80"/>
         <w:rPr/>
       </w:pPr>
-      <w:bookmarkStart w:id="78" w:name="__RefHeading___Toc3078_3845141777"/>
+      <w:bookmarkStart w:id="78" w:name="__RefHeading___Toc3353_3404502048"/>
       <w:bookmarkStart w:id="79" w:name="decode-cost"/>
       <w:bookmarkEnd w:id="78"/>
       <w:r>
@@ -11468,7 +11682,7 @@
         <w:spacing w:before="200" w:after="80"/>
         <w:rPr/>
       </w:pPr>
-      <w:bookmarkStart w:id="80" w:name="__RefHeading___Toc3080_3845141777"/>
+      <w:bookmarkStart w:id="80" w:name="__RefHeading___Toc3355_3404502048"/>
       <w:bookmarkStart w:id="81" w:name="Xbd76f93528fb9398249af7b8793150605e473fb"/>
       <w:bookmarkStart w:id="82" w:name="_Fig_3_Reed_Solomon_decode_"/>
       <w:bookmarkEnd w:id="80"/>
@@ -11506,7 +11720,7 @@
         <w:spacing w:before="280" w:after="80"/>
         <w:rPr/>
       </w:pPr>
-      <w:bookmarkStart w:id="83" w:name="__RefHeading___Toc3082_3845141777"/>
+      <w:bookmarkStart w:id="83" w:name="__RefHeading___Toc3357_3404502048"/>
       <w:bookmarkEnd w:id="83"/>
       <w:r>
         <w:rPr>
@@ -14149,7 +14363,7 @@
       <w:r>
         <w:br w:type="page"/>
       </w:r>
-      <w:bookmarkStart w:id="86" w:name="__RefHeading___Toc3084_3845141777"/>
+      <w:bookmarkStart w:id="86" w:name="__RefHeading___Toc3359_3404502048"/>
       <w:bookmarkEnd w:id="86"/>
       <w:r>
         <w:rPr>
@@ -14232,7 +14446,7 @@
         <w:spacing w:before="200" w:after="80"/>
         <w:rPr/>
       </w:pPr>
-      <w:bookmarkStart w:id="87" w:name="__RefHeading___Toc3086_3845141777"/>
+      <w:bookmarkStart w:id="87" w:name="__RefHeading___Toc3361_3404502048"/>
       <w:bookmarkStart w:id="88" w:name="X716233a5ff908087d5e190a9a5f2fe1ad8866d7"/>
       <w:bookmarkStart w:id="89" w:name="_Fig_4_Reed_Solomon_solver_"/>
       <w:bookmarkEnd w:id="87"/>
@@ -14282,8 +14496,8 @@
         <w:spacing w:before="360" w:after="120"/>
         <w:rPr/>
       </w:pPr>
-      <w:bookmarkStart w:id="92" w:name="__RefHeading___Toc3088_3845141777"/>
-      <w:bookmarkStart w:id="93" w:name="soak-run-scheduled"/>
+      <w:bookmarkStart w:id="92" w:name="__RefHeading___Toc3363_3404502048"/>
+      <w:bookmarkStart w:id="93" w:name="soak-results"/>
       <w:bookmarkEnd w:id="92"/>
       <w:r>
         <w:rPr>
@@ -14301,7 +14515,7 @@
           <w:sz w:val="32"/>
         </w:rPr>
         <w:tab/>
-        <w:t>Soak Run Scheduled</w:t>
+        <w:t>Soak Results</w:t>
       </w:r>
     </w:p>
     <w:p>
@@ -14314,8 +14528,8 @@
         <w:spacing w:before="280" w:after="80"/>
         <w:rPr/>
       </w:pPr>
-      <w:bookmarkStart w:id="94" w:name="__RefHeading___Toc3090_3845141777"/>
-      <w:bookmarkStart w:id="95" w:name="status-at-publication-time"/>
+      <w:bookmarkStart w:id="94" w:name="__RefHeading___Toc3365_3404502048"/>
+      <w:bookmarkStart w:id="95" w:name="one-million-blocks-on-the-axi4-image"/>
       <w:bookmarkEnd w:id="94"/>
       <w:r>
         <w:rPr>
@@ -14333,7 +14547,7 @@
           <w:sz w:val="28"/>
         </w:rPr>
         <w:tab/>
-        <w:t>Status at publication time</w:t>
+        <w:t>One million blocks on the AXI4 image</w:t>
       </w:r>
     </w:p>
     <w:p>
@@ -14341,14 +14555,899 @@
         <w:pStyle w:val="FirstParagraph"/>
         <w:rPr/>
       </w:pPr>
-      <w:bookmarkStart w:id="96" w:name="status-at-publication-time"/>
       <w:r>
         <w:rPr>
           <w:sz w:val="20"/>
         </w:rPr>
-        <w:t>The million-block soak for Reed-Solomon was scheduled at publication time and had not yet completed. This chapter records the target and the reporting plan; it contains no fabricated numbers.</w:t>
+        <w:t xml:space="preserve">The 2026-10-05 soak ran the </w:t>
+      </w:r>
+      <w:r>
+        <w:rPr>
+          <w:rStyle w:val="VerbatimChar"/>
+          <w:sz w:val="20"/>
+        </w:rPr>
+        <w:t>axi4_ribm</w:t>
+      </w:r>
+      <w:r>
+        <w:rPr>
+          <w:sz w:val="20"/>
+        </w:rPr>
+        <w:t xml:space="preserve"> image on board serial </w:t>
+      </w:r>
+      <w:r>
+        <w:rPr>
+          <w:rStyle w:val="VerbatimChar"/>
+          <w:sz w:val="20"/>
+        </w:rPr>
+        <w:t>200300B818A0</w:t>
+      </w:r>
+      <w:r>
+        <w:rPr>
+          <w:sz w:val="20"/>
+        </w:rPr>
+        <w:t xml:space="preserve">. Final counters from </w:t>
+      </w:r>
+      <w:r>
+        <w:rPr>
+          <w:rStyle w:val="VerbatimChar"/>
+          <w:sz w:val="20"/>
+        </w:rPr>
+        <w:t>stable/results/2026-10-05_soak/battery.json</w:t>
+      </w:r>
+      <w:r>
+        <w:rPr>
+          <w:sz w:val="20"/>
+        </w:rPr>
+        <w:t>:</w:t>
+      </w:r>
+    </w:p>
+    <w:p>
+      <w:pPr>
+        <w:pStyle w:val="TableCaption"/>
+        <w:rPr/>
+      </w:pPr>
+      <w:bookmarkStart w:id="96" w:name="_Tab_9_Table_4_1__RS_soak_f"/>
+      <w:r>
+        <w:rPr/>
+        <w:t>Table 4.1: RS soak final counters.</w:t>
       </w:r>
       <w:bookmarkEnd w:id="96"/>
+    </w:p>
+    <w:tbl>
+      <w:tblPr>
+        <w:tblStyle w:val="Table"/>
+        <w:tblW w:w="7920" w:type="dxa"/>
+        <w:jc w:val="left"/>
+        <w:tblInd w:w="108" w:type="dxa"/>
+        <w:tblLayout w:type="fixed"/>
+        <w:tblCellMar>
+          <w:top w:w="0" w:type="dxa"/>
+          <w:left w:w="108" w:type="dxa"/>
+          <w:bottom w:w="0" w:type="dxa"/>
+          <w:right w:w="108" w:type="dxa"/>
+        </w:tblCellMar>
+        <w:tblLook w:val="0020" w:noHBand="0" w:noVBand="0" w:firstColumn="0" w:lastRow="0" w:lastColumn="0" w:firstRow="1"/>
+      </w:tblPr>
+      <w:tblGrid>
+        <w:gridCol w:w="3960"/>
+        <w:gridCol w:w="3959"/>
+      </w:tblGrid>
+      <w:tr>
+        <w:trPr>
+          <w:tblHeader w:val="true"/>
+        </w:trPr>
+        <w:tc>
+          <w:tcPr>
+            <w:tcW w:w="3960" w:type="dxa"/>
+            <w:tcBorders>
+              <w:bottom w:val="single" w:sz="6" w:space="0" w:color="000000"/>
+            </w:tcBorders>
+            <w:shd w:color="auto" w:fill="E0E0E0" w:val="clear"/>
+            <w:vAlign w:val="bottom"/>
+          </w:tcPr>
+          <w:p>
+            <w:pPr>
+              <w:pStyle w:val="Compact"/>
+              <w:widowControl/>
+              <w:spacing w:before="36" w:after="36"/>
+              <w:jc w:val="left"/>
+              <w:rPr>
+                <w:rFonts w:ascii="Cambria" w:hAnsi="Cambria" w:eastAsia="Cambria" w:cs=""/>
+                <w:kern w:val="0"/>
+                <w:sz w:val="24"/>
+                <w:szCs w:val="24"/>
+                <w:lang w:val="en-US" w:eastAsia="en-US" w:bidi="ar-SA"/>
+              </w:rPr>
+            </w:pPr>
+            <w:r>
+              <w:rPr>
+                <w:rFonts w:eastAsia="Cambria" w:cs=""/>
+                <w:b/>
+                <w:kern w:val="0"/>
+                <w:sz w:val="20"/>
+                <w:szCs w:val="24"/>
+                <w:lang w:val="en-US" w:eastAsia="en-US" w:bidi="ar-SA"/>
+              </w:rPr>
+              <w:t>Metric</w:t>
+            </w:r>
+          </w:p>
+        </w:tc>
+        <w:tc>
+          <w:tcPr>
+            <w:tcW w:w="3959" w:type="dxa"/>
+            <w:tcBorders>
+              <w:bottom w:val="single" w:sz="6" w:space="0" w:color="000000"/>
+            </w:tcBorders>
+            <w:shd w:color="auto" w:fill="E0E0E0" w:val="clear"/>
+            <w:vAlign w:val="bottom"/>
+          </w:tcPr>
+          <w:p>
+            <w:pPr>
+              <w:pStyle w:val="Compact"/>
+              <w:widowControl/>
+              <w:spacing w:before="36" w:after="36"/>
+              <w:jc w:val="left"/>
+              <w:rPr>
+                <w:rFonts w:ascii="Cambria" w:hAnsi="Cambria" w:eastAsia="Cambria" w:cs=""/>
+                <w:kern w:val="0"/>
+                <w:sz w:val="24"/>
+                <w:szCs w:val="24"/>
+                <w:lang w:val="en-US" w:eastAsia="en-US" w:bidi="ar-SA"/>
+              </w:rPr>
+            </w:pPr>
+            <w:r>
+              <w:rPr>
+                <w:rFonts w:eastAsia="Cambria" w:cs=""/>
+                <w:b/>
+                <w:kern w:val="0"/>
+                <w:sz w:val="20"/>
+                <w:szCs w:val="24"/>
+                <w:lang w:val="en-US" w:eastAsia="en-US" w:bidi="ar-SA"/>
+              </w:rPr>
+              <w:t>Value</w:t>
+            </w:r>
+          </w:p>
+        </w:tc>
+      </w:tr>
+      <w:tr>
+        <w:trPr/>
+        <w:tc>
+          <w:tcPr>
+            <w:tcW w:w="3960" w:type="dxa"/>
+            <w:tcBorders/>
+          </w:tcPr>
+          <w:p>
+            <w:pPr>
+              <w:pStyle w:val="Compact"/>
+              <w:widowControl/>
+              <w:spacing w:before="36" w:after="36"/>
+              <w:jc w:val="left"/>
+              <w:rPr>
+                <w:rFonts w:ascii="Cambria" w:hAnsi="Cambria" w:eastAsia="Cambria" w:cs=""/>
+                <w:kern w:val="0"/>
+                <w:sz w:val="24"/>
+                <w:szCs w:val="24"/>
+                <w:lang w:val="en-US" w:eastAsia="en-US" w:bidi="ar-SA"/>
+              </w:rPr>
+            </w:pPr>
+            <w:r>
+              <w:rPr>
+                <w:rFonts w:eastAsia="Cambria" w:cs=""/>
+                <w:kern w:val="0"/>
+                <w:sz w:val="24"/>
+                <w:szCs w:val="24"/>
+                <w:lang w:val="en-US" w:eastAsia="en-US" w:bidi="ar-SA"/>
+              </w:rPr>
+              <w:t>blocks_final</w:t>
+            </w:r>
+          </w:p>
+        </w:tc>
+        <w:tc>
+          <w:tcPr>
+            <w:tcW w:w="3959" w:type="dxa"/>
+            <w:tcBorders/>
+          </w:tcPr>
+          <w:p>
+            <w:pPr>
+              <w:pStyle w:val="Compact"/>
+              <w:widowControl/>
+              <w:spacing w:before="36" w:after="36"/>
+              <w:jc w:val="left"/>
+              <w:rPr>
+                <w:rFonts w:ascii="Cambria" w:hAnsi="Cambria" w:eastAsia="Cambria" w:cs=""/>
+                <w:kern w:val="0"/>
+                <w:sz w:val="24"/>
+                <w:szCs w:val="24"/>
+                <w:lang w:val="en-US" w:eastAsia="en-US" w:bidi="ar-SA"/>
+              </w:rPr>
+            </w:pPr>
+            <w:r>
+              <w:rPr>
+                <w:rFonts w:eastAsia="Cambria" w:cs=""/>
+                <w:kern w:val="0"/>
+                <w:sz w:val="24"/>
+                <w:szCs w:val="24"/>
+                <w:lang w:val="en-US" w:eastAsia="en-US" w:bidi="ar-SA"/>
+              </w:rPr>
+              <w:t>1,000,000</w:t>
+            </w:r>
+          </w:p>
+        </w:tc>
+      </w:tr>
+      <w:tr>
+        <w:trPr/>
+        <w:tc>
+          <w:tcPr>
+            <w:tcW w:w="3960" w:type="dxa"/>
+            <w:tcBorders/>
+          </w:tcPr>
+          <w:p>
+            <w:pPr>
+              <w:pStyle w:val="Compact"/>
+              <w:widowControl/>
+              <w:spacing w:before="36" w:after="36"/>
+              <w:jc w:val="left"/>
+              <w:rPr>
+                <w:rFonts w:ascii="Cambria" w:hAnsi="Cambria" w:eastAsia="Cambria" w:cs=""/>
+                <w:kern w:val="0"/>
+                <w:sz w:val="24"/>
+                <w:szCs w:val="24"/>
+                <w:lang w:val="en-US" w:eastAsia="en-US" w:bidi="ar-SA"/>
+              </w:rPr>
+            </w:pPr>
+            <w:r>
+              <w:rPr>
+                <w:rFonts w:eastAsia="Cambria" w:cs=""/>
+                <w:kern w:val="0"/>
+                <w:sz w:val="24"/>
+                <w:szCs w:val="24"/>
+                <w:lang w:val="en-US" w:eastAsia="en-US" w:bidi="ar-SA"/>
+              </w:rPr>
+              <w:t>wall_s</w:t>
+            </w:r>
+          </w:p>
+        </w:tc>
+        <w:tc>
+          <w:tcPr>
+            <w:tcW w:w="3959" w:type="dxa"/>
+            <w:tcBorders/>
+          </w:tcPr>
+          <w:p>
+            <w:pPr>
+              <w:pStyle w:val="Compact"/>
+              <w:widowControl/>
+              <w:spacing w:before="36" w:after="36"/>
+              <w:jc w:val="left"/>
+              <w:rPr>
+                <w:rFonts w:ascii="Cambria" w:hAnsi="Cambria" w:eastAsia="Cambria" w:cs=""/>
+                <w:kern w:val="0"/>
+                <w:sz w:val="24"/>
+                <w:szCs w:val="24"/>
+                <w:lang w:val="en-US" w:eastAsia="en-US" w:bidi="ar-SA"/>
+              </w:rPr>
+            </w:pPr>
+            <w:r>
+              <w:rPr>
+                <w:rFonts w:eastAsia="Cambria" w:cs=""/>
+                <w:kern w:val="0"/>
+                <w:sz w:val="24"/>
+                <w:szCs w:val="24"/>
+                <w:lang w:val="en-US" w:eastAsia="en-US" w:bidi="ar-SA"/>
+              </w:rPr>
+              <w:t>34,902</w:t>
+            </w:r>
+          </w:p>
+        </w:tc>
+      </w:tr>
+      <w:tr>
+        <w:trPr/>
+        <w:tc>
+          <w:tcPr>
+            <w:tcW w:w="3960" w:type="dxa"/>
+            <w:tcBorders/>
+          </w:tcPr>
+          <w:p>
+            <w:pPr>
+              <w:pStyle w:val="Compact"/>
+              <w:widowControl/>
+              <w:spacing w:before="36" w:after="36"/>
+              <w:jc w:val="left"/>
+              <w:rPr>
+                <w:rFonts w:ascii="Cambria" w:hAnsi="Cambria" w:eastAsia="Cambria" w:cs=""/>
+                <w:kern w:val="0"/>
+                <w:sz w:val="24"/>
+                <w:szCs w:val="24"/>
+                <w:lang w:val="en-US" w:eastAsia="en-US" w:bidi="ar-SA"/>
+              </w:rPr>
+            </w:pPr>
+            <w:r>
+              <w:rPr>
+                <w:rFonts w:eastAsia="Cambria" w:cs=""/>
+                <w:kern w:val="0"/>
+                <w:sz w:val="24"/>
+                <w:szCs w:val="24"/>
+                <w:lang w:val="en-US" w:eastAsia="en-US" w:bidi="ar-SA"/>
+              </w:rPr>
+              <w:t>blk_per_s</w:t>
+            </w:r>
+          </w:p>
+        </w:tc>
+        <w:tc>
+          <w:tcPr>
+            <w:tcW w:w="3959" w:type="dxa"/>
+            <w:tcBorders/>
+          </w:tcPr>
+          <w:p>
+            <w:pPr>
+              <w:pStyle w:val="Compact"/>
+              <w:widowControl/>
+              <w:spacing w:before="36" w:after="36"/>
+              <w:jc w:val="left"/>
+              <w:rPr>
+                <w:rFonts w:ascii="Cambria" w:hAnsi="Cambria" w:eastAsia="Cambria" w:cs=""/>
+                <w:kern w:val="0"/>
+                <w:sz w:val="24"/>
+                <w:szCs w:val="24"/>
+                <w:lang w:val="en-US" w:eastAsia="en-US" w:bidi="ar-SA"/>
+              </w:rPr>
+            </w:pPr>
+            <w:r>
+              <w:rPr>
+                <w:rFonts w:eastAsia="Cambria" w:cs=""/>
+                <w:kern w:val="0"/>
+                <w:sz w:val="24"/>
+                <w:szCs w:val="24"/>
+                <w:lang w:val="en-US" w:eastAsia="en-US" w:bidi="ar-SA"/>
+              </w:rPr>
+              <w:t>29.0</w:t>
+            </w:r>
+          </w:p>
+        </w:tc>
+      </w:tr>
+      <w:tr>
+        <w:trPr/>
+        <w:tc>
+          <w:tcPr>
+            <w:tcW w:w="3960" w:type="dxa"/>
+            <w:tcBorders/>
+          </w:tcPr>
+          <w:p>
+            <w:pPr>
+              <w:pStyle w:val="Compact"/>
+              <w:widowControl/>
+              <w:spacing w:before="36" w:after="36"/>
+              <w:jc w:val="left"/>
+              <w:rPr>
+                <w:rFonts w:ascii="Cambria" w:hAnsi="Cambria" w:eastAsia="Cambria" w:cs=""/>
+                <w:kern w:val="0"/>
+                <w:sz w:val="24"/>
+                <w:szCs w:val="24"/>
+                <w:lang w:val="en-US" w:eastAsia="en-US" w:bidi="ar-SA"/>
+              </w:rPr>
+            </w:pPr>
+            <w:r>
+              <w:rPr>
+                <w:rFonts w:eastAsia="Cambria" w:cs=""/>
+                <w:kern w:val="0"/>
+                <w:sz w:val="24"/>
+                <w:szCs w:val="24"/>
+                <w:lang w:val="en-US" w:eastAsia="en-US" w:bidi="ar-SA"/>
+              </w:rPr>
+              <w:t>clean</w:t>
+            </w:r>
+          </w:p>
+        </w:tc>
+        <w:tc>
+          <w:tcPr>
+            <w:tcW w:w="3959" w:type="dxa"/>
+            <w:tcBorders/>
+          </w:tcPr>
+          <w:p>
+            <w:pPr>
+              <w:pStyle w:val="Compact"/>
+              <w:widowControl/>
+              <w:spacing w:before="36" w:after="36"/>
+              <w:jc w:val="left"/>
+              <w:rPr>
+                <w:rFonts w:ascii="Cambria" w:hAnsi="Cambria" w:eastAsia="Cambria" w:cs=""/>
+                <w:kern w:val="0"/>
+                <w:sz w:val="24"/>
+                <w:szCs w:val="24"/>
+                <w:lang w:val="en-US" w:eastAsia="en-US" w:bidi="ar-SA"/>
+              </w:rPr>
+            </w:pPr>
+            <w:r>
+              <w:rPr>
+                <w:rFonts w:eastAsia="Cambria" w:cs=""/>
+                <w:kern w:val="0"/>
+                <w:sz w:val="24"/>
+                <w:szCs w:val="24"/>
+                <w:lang w:val="en-US" w:eastAsia="en-US" w:bidi="ar-SA"/>
+              </w:rPr>
+              <w:t>113,143</w:t>
+            </w:r>
+          </w:p>
+        </w:tc>
+      </w:tr>
+      <w:tr>
+        <w:trPr/>
+        <w:tc>
+          <w:tcPr>
+            <w:tcW w:w="3960" w:type="dxa"/>
+            <w:tcBorders/>
+          </w:tcPr>
+          <w:p>
+            <w:pPr>
+              <w:pStyle w:val="Compact"/>
+              <w:widowControl/>
+              <w:spacing w:before="36" w:after="36"/>
+              <w:jc w:val="left"/>
+              <w:rPr>
+                <w:rFonts w:ascii="Cambria" w:hAnsi="Cambria" w:eastAsia="Cambria" w:cs=""/>
+                <w:kern w:val="0"/>
+                <w:sz w:val="24"/>
+                <w:szCs w:val="24"/>
+                <w:lang w:val="en-US" w:eastAsia="en-US" w:bidi="ar-SA"/>
+              </w:rPr>
+            </w:pPr>
+            <w:r>
+              <w:rPr>
+                <w:rFonts w:eastAsia="Cambria" w:cs=""/>
+                <w:kern w:val="0"/>
+                <w:sz w:val="24"/>
+                <w:szCs w:val="24"/>
+                <w:lang w:val="en-US" w:eastAsia="en-US" w:bidi="ar-SA"/>
+              </w:rPr>
+              <w:t>corrected</w:t>
+            </w:r>
+          </w:p>
+        </w:tc>
+        <w:tc>
+          <w:tcPr>
+            <w:tcW w:w="3959" w:type="dxa"/>
+            <w:tcBorders/>
+          </w:tcPr>
+          <w:p>
+            <w:pPr>
+              <w:pStyle w:val="Compact"/>
+              <w:widowControl/>
+              <w:spacing w:before="36" w:after="36"/>
+              <w:jc w:val="left"/>
+              <w:rPr>
+                <w:rFonts w:ascii="Cambria" w:hAnsi="Cambria" w:eastAsia="Cambria" w:cs=""/>
+                <w:kern w:val="0"/>
+                <w:sz w:val="24"/>
+                <w:szCs w:val="24"/>
+                <w:lang w:val="en-US" w:eastAsia="en-US" w:bidi="ar-SA"/>
+              </w:rPr>
+            </w:pPr>
+            <w:r>
+              <w:rPr>
+                <w:rFonts w:eastAsia="Cambria" w:cs=""/>
+                <w:kern w:val="0"/>
+                <w:sz w:val="24"/>
+                <w:szCs w:val="24"/>
+                <w:lang w:val="en-US" w:eastAsia="en-US" w:bidi="ar-SA"/>
+              </w:rPr>
+              <w:t>768,077</w:t>
+            </w:r>
+          </w:p>
+        </w:tc>
+      </w:tr>
+      <w:tr>
+        <w:trPr/>
+        <w:tc>
+          <w:tcPr>
+            <w:tcW w:w="3960" w:type="dxa"/>
+            <w:tcBorders/>
+          </w:tcPr>
+          <w:p>
+            <w:pPr>
+              <w:pStyle w:val="Compact"/>
+              <w:widowControl/>
+              <w:spacing w:before="36" w:after="36"/>
+              <w:jc w:val="left"/>
+              <w:rPr>
+                <w:rFonts w:ascii="Cambria" w:hAnsi="Cambria" w:eastAsia="Cambria" w:cs=""/>
+                <w:kern w:val="0"/>
+                <w:sz w:val="24"/>
+                <w:szCs w:val="24"/>
+                <w:lang w:val="en-US" w:eastAsia="en-US" w:bidi="ar-SA"/>
+              </w:rPr>
+            </w:pPr>
+            <w:r>
+              <w:rPr>
+                <w:rFonts w:eastAsia="Cambria" w:cs=""/>
+                <w:kern w:val="0"/>
+                <w:sz w:val="24"/>
+                <w:szCs w:val="24"/>
+                <w:lang w:val="en-US" w:eastAsia="en-US" w:bidi="ar-SA"/>
+              </w:rPr>
+              <w:t>uncorrectable</w:t>
+            </w:r>
+          </w:p>
+        </w:tc>
+        <w:tc>
+          <w:tcPr>
+            <w:tcW w:w="3959" w:type="dxa"/>
+            <w:tcBorders/>
+          </w:tcPr>
+          <w:p>
+            <w:pPr>
+              <w:pStyle w:val="Compact"/>
+              <w:widowControl/>
+              <w:spacing w:before="36" w:after="36"/>
+              <w:jc w:val="left"/>
+              <w:rPr>
+                <w:rFonts w:ascii="Cambria" w:hAnsi="Cambria" w:eastAsia="Cambria" w:cs=""/>
+                <w:kern w:val="0"/>
+                <w:sz w:val="24"/>
+                <w:szCs w:val="24"/>
+                <w:lang w:val="en-US" w:eastAsia="en-US" w:bidi="ar-SA"/>
+              </w:rPr>
+            </w:pPr>
+            <w:r>
+              <w:rPr>
+                <w:rFonts w:eastAsia="Cambria" w:cs=""/>
+                <w:kern w:val="0"/>
+                <w:sz w:val="24"/>
+                <w:szCs w:val="24"/>
+                <w:lang w:val="en-US" w:eastAsia="en-US" w:bidi="ar-SA"/>
+              </w:rPr>
+              <w:t>118,780</w:t>
+            </w:r>
+          </w:p>
+        </w:tc>
+      </w:tr>
+      <w:tr>
+        <w:trPr/>
+        <w:tc>
+          <w:tcPr>
+            <w:tcW w:w="3960" w:type="dxa"/>
+            <w:tcBorders/>
+          </w:tcPr>
+          <w:p>
+            <w:pPr>
+              <w:pStyle w:val="Compact"/>
+              <w:widowControl/>
+              <w:spacing w:before="36" w:after="36"/>
+              <w:jc w:val="left"/>
+              <w:rPr>
+                <w:rFonts w:ascii="Cambria" w:hAnsi="Cambria" w:eastAsia="Cambria" w:cs=""/>
+                <w:kern w:val="0"/>
+                <w:sz w:val="24"/>
+                <w:szCs w:val="24"/>
+                <w:lang w:val="en-US" w:eastAsia="en-US" w:bidi="ar-SA"/>
+              </w:rPr>
+            </w:pPr>
+            <w:r>
+              <w:rPr>
+                <w:rFonts w:eastAsia="Cambria" w:cs=""/>
+                <w:kern w:val="0"/>
+                <w:sz w:val="24"/>
+                <w:szCs w:val="24"/>
+                <w:lang w:val="en-US" w:eastAsia="en-US" w:bidi="ar-SA"/>
+              </w:rPr>
+              <w:t>symbols_corrected</w:t>
+            </w:r>
+          </w:p>
+        </w:tc>
+        <w:tc>
+          <w:tcPr>
+            <w:tcW w:w="3959" w:type="dxa"/>
+            <w:tcBorders/>
+          </w:tcPr>
+          <w:p>
+            <w:pPr>
+              <w:pStyle w:val="Compact"/>
+              <w:widowControl/>
+              <w:spacing w:before="36" w:after="36"/>
+              <w:jc w:val="left"/>
+              <w:rPr>
+                <w:rFonts w:ascii="Cambria" w:hAnsi="Cambria" w:eastAsia="Cambria" w:cs=""/>
+                <w:kern w:val="0"/>
+                <w:sz w:val="24"/>
+                <w:szCs w:val="24"/>
+                <w:lang w:val="en-US" w:eastAsia="en-US" w:bidi="ar-SA"/>
+              </w:rPr>
+            </w:pPr>
+            <w:r>
+              <w:rPr>
+                <w:rFonts w:eastAsia="Cambria" w:cs=""/>
+                <w:kern w:val="0"/>
+                <w:sz w:val="24"/>
+                <w:szCs w:val="24"/>
+                <w:lang w:val="en-US" w:eastAsia="en-US" w:bidi="ar-SA"/>
+              </w:rPr>
+              <w:t>3,119,170</w:t>
+            </w:r>
+          </w:p>
+        </w:tc>
+      </w:tr>
+      <w:tr>
+        <w:trPr/>
+        <w:tc>
+          <w:tcPr>
+            <w:tcW w:w="3960" w:type="dxa"/>
+            <w:tcBorders/>
+          </w:tcPr>
+          <w:p>
+            <w:pPr>
+              <w:pStyle w:val="Compact"/>
+              <w:widowControl/>
+              <w:spacing w:before="36" w:after="36"/>
+              <w:jc w:val="left"/>
+              <w:rPr>
+                <w:rFonts w:ascii="Cambria" w:hAnsi="Cambria" w:eastAsia="Cambria" w:cs=""/>
+                <w:kern w:val="0"/>
+                <w:sz w:val="24"/>
+                <w:szCs w:val="24"/>
+                <w:lang w:val="en-US" w:eastAsia="en-US" w:bidi="ar-SA"/>
+              </w:rPr>
+            </w:pPr>
+            <w:r>
+              <w:rPr>
+                <w:rFonts w:eastAsia="Cambria" w:cs=""/>
+                <w:kern w:val="0"/>
+                <w:sz w:val="24"/>
+                <w:szCs w:val="24"/>
+                <w:lang w:val="en-US" w:eastAsia="en-US" w:bidi="ar-SA"/>
+              </w:rPr>
+              <w:t>failing_runs</w:t>
+            </w:r>
+          </w:p>
+        </w:tc>
+        <w:tc>
+          <w:tcPr>
+            <w:tcW w:w="3959" w:type="dxa"/>
+            <w:tcBorders/>
+          </w:tcPr>
+          <w:p>
+            <w:pPr>
+              <w:pStyle w:val="Compact"/>
+              <w:widowControl/>
+              <w:spacing w:before="36" w:after="36"/>
+              <w:jc w:val="left"/>
+              <w:rPr>
+                <w:rFonts w:ascii="Cambria" w:hAnsi="Cambria" w:eastAsia="Cambria" w:cs=""/>
+                <w:kern w:val="0"/>
+                <w:sz w:val="24"/>
+                <w:szCs w:val="24"/>
+                <w:lang w:val="en-US" w:eastAsia="en-US" w:bidi="ar-SA"/>
+              </w:rPr>
+            </w:pPr>
+            <w:r>
+              <w:rPr>
+                <w:rFonts w:eastAsia="Cambria" w:cs=""/>
+                <w:kern w:val="0"/>
+                <w:sz w:val="24"/>
+                <w:szCs w:val="24"/>
+                <w:lang w:val="en-US" w:eastAsia="en-US" w:bidi="ar-SA"/>
+              </w:rPr>
+              <w:t>0</w:t>
+            </w:r>
+          </w:p>
+        </w:tc>
+      </w:tr>
+      <w:tr>
+        <w:trPr/>
+        <w:tc>
+          <w:tcPr>
+            <w:tcW w:w="3960" w:type="dxa"/>
+            <w:tcBorders/>
+          </w:tcPr>
+          <w:p>
+            <w:pPr>
+              <w:pStyle w:val="Compact"/>
+              <w:widowControl/>
+              <w:spacing w:before="36" w:after="36"/>
+              <w:jc w:val="left"/>
+              <w:rPr>
+                <w:rFonts w:ascii="Cambria" w:hAnsi="Cambria" w:eastAsia="Cambria" w:cs=""/>
+                <w:kern w:val="0"/>
+                <w:sz w:val="24"/>
+                <w:szCs w:val="24"/>
+                <w:lang w:val="en-US" w:eastAsia="en-US" w:bidi="ar-SA"/>
+              </w:rPr>
+            </w:pPr>
+            <w:r>
+              <w:rPr>
+                <w:rFonts w:eastAsia="Cambria" w:cs=""/>
+                <w:kern w:val="0"/>
+                <w:sz w:val="24"/>
+                <w:szCs w:val="24"/>
+                <w:lang w:val="en-US" w:eastAsia="en-US" w:bidi="ar-SA"/>
+              </w:rPr>
+              <w:t>over_t_blocks</w:t>
+            </w:r>
+          </w:p>
+        </w:tc>
+        <w:tc>
+          <w:tcPr>
+            <w:tcW w:w="3959" w:type="dxa"/>
+            <w:tcBorders/>
+          </w:tcPr>
+          <w:p>
+            <w:pPr>
+              <w:pStyle w:val="Compact"/>
+              <w:widowControl/>
+              <w:spacing w:before="36" w:after="36"/>
+              <w:jc w:val="left"/>
+              <w:rPr>
+                <w:rFonts w:ascii="Cambria" w:hAnsi="Cambria" w:eastAsia="Cambria" w:cs=""/>
+                <w:kern w:val="0"/>
+                <w:sz w:val="24"/>
+                <w:szCs w:val="24"/>
+                <w:lang w:val="en-US" w:eastAsia="en-US" w:bidi="ar-SA"/>
+              </w:rPr>
+            </w:pPr>
+            <w:r>
+              <w:rPr>
+                <w:rFonts w:eastAsia="Cambria" w:cs=""/>
+                <w:kern w:val="0"/>
+                <w:sz w:val="24"/>
+                <w:szCs w:val="24"/>
+                <w:lang w:val="en-US" w:eastAsia="en-US" w:bidi="ar-SA"/>
+              </w:rPr>
+              <w:t>74,240</w:t>
+            </w:r>
+          </w:p>
+        </w:tc>
+      </w:tr>
+      <w:tr>
+        <w:trPr/>
+        <w:tc>
+          <w:tcPr>
+            <w:tcW w:w="3960" w:type="dxa"/>
+            <w:tcBorders/>
+          </w:tcPr>
+          <w:p>
+            <w:pPr>
+              <w:pStyle w:val="Compact"/>
+              <w:widowControl/>
+              <w:spacing w:before="36" w:after="36"/>
+              <w:jc w:val="left"/>
+              <w:rPr>
+                <w:rFonts w:ascii="Cambria" w:hAnsi="Cambria" w:eastAsia="Cambria" w:cs=""/>
+                <w:kern w:val="0"/>
+                <w:sz w:val="24"/>
+                <w:szCs w:val="24"/>
+                <w:lang w:val="en-US" w:eastAsia="en-US" w:bidi="ar-SA"/>
+              </w:rPr>
+            </w:pPr>
+            <w:r>
+              <w:rPr>
+                <w:rFonts w:eastAsia="Cambria" w:cs=""/>
+                <w:kern w:val="0"/>
+                <w:sz w:val="24"/>
+                <w:szCs w:val="24"/>
+                <w:lang w:val="en-US" w:eastAsia="en-US" w:bidi="ar-SA"/>
+              </w:rPr>
+              <w:t>misdecoded</w:t>
+            </w:r>
+          </w:p>
+        </w:tc>
+        <w:tc>
+          <w:tcPr>
+            <w:tcW w:w="3959" w:type="dxa"/>
+            <w:tcBorders/>
+          </w:tcPr>
+          <w:p>
+            <w:pPr>
+              <w:pStyle w:val="Compact"/>
+              <w:widowControl/>
+              <w:spacing w:before="36" w:after="36"/>
+              <w:jc w:val="left"/>
+              <w:rPr>
+                <w:rFonts w:ascii="Cambria" w:hAnsi="Cambria" w:eastAsia="Cambria" w:cs=""/>
+                <w:kern w:val="0"/>
+                <w:sz w:val="24"/>
+                <w:szCs w:val="24"/>
+                <w:lang w:val="en-US" w:eastAsia="en-US" w:bidi="ar-SA"/>
+              </w:rPr>
+            </w:pPr>
+            <w:r>
+              <w:rPr>
+                <w:rFonts w:eastAsia="Cambria" w:cs=""/>
+                <w:kern w:val="0"/>
+                <w:sz w:val="24"/>
+                <w:szCs w:val="24"/>
+                <w:lang w:val="en-US" w:eastAsia="en-US" w:bidi="ar-SA"/>
+              </w:rPr>
+              <w:t>2</w:t>
+            </w:r>
+          </w:p>
+        </w:tc>
+      </w:tr>
+      <w:tr>
+        <w:trPr/>
+        <w:tc>
+          <w:tcPr>
+            <w:tcW w:w="3960" w:type="dxa"/>
+            <w:tcBorders/>
+          </w:tcPr>
+          <w:p>
+            <w:pPr>
+              <w:pStyle w:val="Compact"/>
+              <w:widowControl/>
+              <w:spacing w:before="36" w:after="36"/>
+              <w:jc w:val="left"/>
+              <w:rPr>
+                <w:rFonts w:ascii="Cambria" w:hAnsi="Cambria" w:eastAsia="Cambria" w:cs=""/>
+                <w:kern w:val="0"/>
+                <w:sz w:val="24"/>
+                <w:szCs w:val="24"/>
+                <w:lang w:val="en-US" w:eastAsia="en-US" w:bidi="ar-SA"/>
+              </w:rPr>
+            </w:pPr>
+            <w:r>
+              <w:rPr>
+                <w:rFonts w:eastAsia="Cambria" w:cs=""/>
+                <w:kern w:val="0"/>
+                <w:sz w:val="24"/>
+                <w:szCs w:val="24"/>
+                <w:lang w:val="en-US" w:eastAsia="en-US" w:bidi="ar-SA"/>
+              </w:rPr>
+              <w:t>misdecode_rate</w:t>
+            </w:r>
+          </w:p>
+        </w:tc>
+        <w:tc>
+          <w:tcPr>
+            <w:tcW w:w="3959" w:type="dxa"/>
+            <w:tcBorders/>
+          </w:tcPr>
+          <w:p>
+            <w:pPr>
+              <w:pStyle w:val="Compact"/>
+              <w:widowControl/>
+              <w:spacing w:before="36" w:after="36"/>
+              <w:jc w:val="left"/>
+              <w:rPr>
+                <w:rFonts w:ascii="Cambria" w:hAnsi="Cambria" w:eastAsia="Cambria" w:cs=""/>
+                <w:kern w:val="0"/>
+                <w:sz w:val="24"/>
+                <w:szCs w:val="24"/>
+                <w:lang w:val="en-US" w:eastAsia="en-US" w:bidi="ar-SA"/>
+              </w:rPr>
+            </w:pPr>
+            <w:r>
+              <w:rPr>
+                <w:rFonts w:eastAsia="Cambria" w:cs=""/>
+                <w:kern w:val="0"/>
+                <w:sz w:val="24"/>
+                <w:szCs w:val="24"/>
+                <w:lang w:val="en-US" w:eastAsia="en-US" w:bidi="ar-SA"/>
+              </w:rPr>
+              <w:t>2.69e-05 (1 in 37,120)</w:t>
+            </w:r>
+          </w:p>
+        </w:tc>
+      </w:tr>
+    </w:tbl>
+    <w:p>
+      <w:pPr>
+        <w:pStyle w:val="BodyText"/>
+        <w:rPr/>
+      </w:pPr>
+      <w:r>
+        <w:rPr>
+          <w:sz w:val="20"/>
+        </w:rPr>
+        <w:t>The confidence statement is:</w:t>
+      </w:r>
+    </w:p>
+    <w:p>
+      <w:pPr>
+        <w:pStyle w:val="BlockText"/>
+        <w:rPr/>
+      </w:pPr>
+      <w:bookmarkStart w:id="97" w:name="one-million-blocks-on-the-axi4-image"/>
+      <w:r>
+        <w:rPr/>
+        <w:t>1,000,000 blocks, 3,119,170 symbols corrected, 0 failing runs, 9h42m at 29 blk/s UART-bound. Of the 74,240 blocks pushed past the correction limit, 2 were accepted and silently mis-decoded — a rate of 1 in 37,120, which is below the model’s predicted roughly 1-in-20,000 mis-decode rate at e = t + 1 for this profile.</w:t>
+      </w:r>
+      <w:bookmarkEnd w:id="97"/>
       <w:r>
         <w:br w:type="page"/>
       </w:r>
@@ -14362,9 +15461,9 @@
         <w:spacing w:before="280" w:after="80"/>
         <w:rPr/>
       </w:pPr>
-      <w:bookmarkStart w:id="97" w:name="__RefHeading___Toc3092_3845141777"/>
-      <w:bookmarkStart w:id="98" w:name="target"/>
-      <w:bookmarkEnd w:id="97"/>
+      <w:bookmarkStart w:id="98" w:name="__RefHeading___Toc3367_3404502048"/>
+      <w:bookmarkStart w:id="99" w:name="mis-decodes-versus-the-model"/>
+      <w:bookmarkEnd w:id="98"/>
       <w:r>
         <w:rPr>
           <w:rStyle w:val="SectionNumber"/>
@@ -14381,110 +15480,22 @@
           <w:sz w:val="28"/>
         </w:rPr>
         <w:tab/>
-        <w:t>Target</w:t>
+        <w:t>Mis-decodes versus the model</w:t>
       </w:r>
     </w:p>
     <w:p>
       <w:pPr>
-        <w:pStyle w:val="Compact"/>
-        <w:numPr>
-          <w:ilvl w:val="0"/>
-          <w:numId w:val="14"/>
-        </w:numPr>
-        <w:rPr/>
-      </w:pPr>
-      <w:r>
-        <w:rPr/>
-        <w:t>Code: RS(252,236) t=8, S=4.</w:t>
-      </w:r>
-    </w:p>
-    <w:p>
-      <w:pPr>
-        <w:pStyle w:val="Compact"/>
-        <w:numPr>
-          <w:ilvl w:val="0"/>
-          <w:numId w:val="15"/>
-        </w:numPr>
-        <w:rPr/>
-      </w:pPr>
-      <w:r>
-        <w:rPr/>
-        <w:t xml:space="preserve">Board: Digilent Genesys 2 serial </w:t>
-      </w:r>
-      <w:r>
-        <w:rPr>
-          <w:rStyle w:val="VerbatimChar"/>
-        </w:rPr>
-        <w:t>200300B818A0</w:t>
-      </w:r>
-      <w:r>
-        <w:rPr/>
-        <w:t>.</w:t>
-      </w:r>
-    </w:p>
-    <w:p>
-      <w:pPr>
-        <w:pStyle w:val="Compact"/>
-        <w:numPr>
-          <w:ilvl w:val="0"/>
-          <w:numId w:val="16"/>
-        </w:numPr>
-        <w:rPr/>
-      </w:pPr>
-      <w:r>
-        <w:rPr/>
-        <w:t xml:space="preserve">Target image: </w:t>
-      </w:r>
-      <w:r>
-        <w:rPr>
-          <w:rStyle w:val="VerbatimChar"/>
-        </w:rPr>
-        <w:t>genesys2_axis_ribm</w:t>
-      </w:r>
-      <w:r>
-        <w:rPr/>
-        <w:t xml:space="preserve"> or </w:t>
-      </w:r>
-      <w:r>
-        <w:rPr>
-          <w:rStyle w:val="VerbatimChar"/>
-        </w:rPr>
-        <w:t>genesys2_axis_euclid</w:t>
-      </w:r>
-      <w:r>
-        <w:rPr/>
-        <w:t>; the AXIS flavour is used because the AXI4 job-memory cap makes long soaks impractical.</w:t>
-      </w:r>
-    </w:p>
-    <w:p>
-      <w:pPr>
-        <w:pStyle w:val="Compact"/>
-        <w:numPr>
-          <w:ilvl w:val="0"/>
-          <w:numId w:val="17"/>
-        </w:numPr>
-        <w:rPr/>
-      </w:pPr>
-      <w:r>
-        <w:rPr/>
-        <w:t>Target volume: 1,000,000 blocks, matching the BCH soak depth.</w:t>
-      </w:r>
-    </w:p>
-    <w:p>
-      <w:pPr>
-        <w:pStyle w:val="Compact"/>
-        <w:numPr>
-          <w:ilvl w:val="0"/>
-          <w:numId w:val="18"/>
-        </w:numPr>
-        <w:rPr/>
-      </w:pPr>
-      <w:bookmarkStart w:id="99" w:name="target"/>
-      <w:r>
-        <w:rPr/>
-        <w:t>Host interface: UART 115200-8N1, so the effective block rate will be host-bound rather than datapath-bound.</w:t>
-      </w:r>
-      <w:bookmarkEnd w:id="99"/>
+        <w:pStyle w:val="FirstParagraph"/>
+        <w:rPr/>
+      </w:pPr>
+      <w:bookmarkStart w:id="100" w:name="mis-decodes-versus-the-model"/>
+      <w:r>
+        <w:rPr>
+          <w:sz w:val="20"/>
+        </w:rPr>
+        <w:t>The soak’s pass criterion is a bounded mis-decode rate, not zero mis-decodes. A block carrying more than t = 8 symbol errors is beyond the code’s guaranteed radius; the decoder is mathematically permitted to return a codeword other than the transmitted one. The harness counts every such event, and the acceptance bound is the analytic failure rate for the profile. The observed 2 of 74,240 sits under the model bound, which is what “soak PASS” means here. Every other over-t block was flagged uncorrectable, and all 768,077 corrected blocks matched the oracle.</w:t>
+      </w:r>
+      <w:bookmarkEnd w:id="100"/>
       <w:r>
         <w:br w:type="page"/>
       </w:r>
@@ -14498,9 +15509,9 @@
         <w:spacing w:before="280" w:after="80"/>
         <w:rPr/>
       </w:pPr>
-      <w:bookmarkStart w:id="100" w:name="__RefHeading___Toc3094_3845141777"/>
-      <w:bookmarkStart w:id="101" w:name="what-will-be-reported"/>
-      <w:bookmarkEnd w:id="100"/>
+      <w:bookmarkStart w:id="101" w:name="__RefHeading___Toc3369_3404502048"/>
+      <w:bookmarkStart w:id="102" w:name="soak-timeline"/>
+      <w:bookmarkEnd w:id="101"/>
       <w:r>
         <w:rPr>
           <w:rStyle w:val="SectionNumber"/>
@@ -14517,120 +15528,205 @@
           <w:sz w:val="28"/>
         </w:rPr>
         <w:tab/>
-        <w:t>What will be reported</w:t>
+        <w:t>Soak timeline</w:t>
       </w:r>
     </w:p>
     <w:p>
       <w:pPr>
-        <w:pStyle w:val="FirstParagraph"/>
-        <w:rPr/>
-      </w:pPr>
-      <w:r>
-        <w:rPr>
-          <w:sz w:val="20"/>
-        </w:rPr>
-        <w:t>When the soak completes, the following will be added to this chapter and the battery JSON artifact:</w:t>
+        <w:pStyle w:val="CaptionedFigure"/>
+        <w:rPr/>
+      </w:pPr>
+      <w:r>
+        <w:rPr/>
+        <w:drawing>
+          <wp:inline distT="0" distB="0" distL="0" distR="0">
+            <wp:extent cx="5334000" cy="3333750"/>
+            <wp:effectExtent l="0" t="0" r="0" b="0"/>
+            <wp:docPr id="8" name="Image5" descr="fig_3_soak_timeline.png"/>
+            <wp:cNvGraphicFramePr>
+              <a:graphicFrameLocks xmlns:a="http://schemas.openxmlformats.org/drawingml/2006/main" noChangeAspect="1"/>
+            </wp:cNvGraphicFramePr>
+            <a:graphic xmlns:a="http://schemas.openxmlformats.org/drawingml/2006/main">
+              <a:graphicData uri="http://schemas.openxmlformats.org/drawingml/2006/picture">
+                <pic:pic xmlns:pic="http://schemas.openxmlformats.org/drawingml/2006/picture">
+                  <pic:nvPicPr>
+                    <pic:cNvPr id="8" name="Image5" descr="fig_3_soak_timeline.png"/>
+                    <pic:cNvPicPr>
+                      <a:picLocks noChangeAspect="1" noChangeArrowheads="1"/>
+                    </pic:cNvPicPr>
+                  </pic:nvPicPr>
+                  <pic:blipFill>
+                    <a:blip r:embed="rId7"/>
+                    <a:stretch>
+                      <a:fillRect/>
+                    </a:stretch>
+                  </pic:blipFill>
+                  <pic:spPr bwMode="auto">
+                    <a:xfrm>
+                      <a:off x="0" y="0"/>
+                      <a:ext cx="5334000" cy="3333750"/>
+                    </a:xfrm>
+                    <a:prstGeom prst="rect">
+                      <a:avLst/>
+                    </a:prstGeom>
+                  </pic:spPr>
+                </pic:pic>
+              </a:graphicData>
+            </a:graphic>
+          </wp:inline>
+        </w:drawing>
       </w:r>
     </w:p>
     <w:p>
       <w:pPr>
-        <w:pStyle w:val="Compact"/>
-        <w:numPr>
-          <w:ilvl w:val="0"/>
-          <w:numId w:val="19"/>
-        </w:numPr>
-        <w:rPr/>
-      </w:pPr>
-      <w:r>
-        <w:rPr/>
-        <w:t>Final block count, wall time, and blocks per second.</w:t>
+        <w:pStyle w:val="ImageCaption"/>
+        <w:rPr/>
+      </w:pPr>
+      <w:r>
+        <w:rPr/>
+        <w:t>fig_3_soak_timeline.png</w:t>
       </w:r>
     </w:p>
     <w:p>
       <w:pPr>
-        <w:pStyle w:val="Compact"/>
-        <w:numPr>
-          <w:ilvl w:val="0"/>
-          <w:numId w:val="20"/>
-        </w:numPr>
-        <w:rPr/>
-      </w:pPr>
-      <w:r>
-        <w:rPr/>
-        <w:t>Clean, corrected, and uncorrectable block counts.</w:t>
+        <w:pStyle w:val="Heading3"/>
+        <w:spacing w:before="200" w:after="80"/>
+        <w:rPr/>
+      </w:pPr>
+      <w:bookmarkStart w:id="103" w:name="__RefHeading___Toc3371_3404502048"/>
+      <w:bookmarkStart w:id="104" w:name="Xc53d46731f70aba44e745fe5d2a85ebd0b4ea71"/>
+      <w:bookmarkStart w:id="105" w:name="_Fig_5_RS_soak_timeline_ove"/>
+      <w:bookmarkEnd w:id="103"/>
+      <w:r>
+        <w:rPr>
+          <w:rStyle w:val="SectionNumber"/>
+          <w:b/>
+          <w:color w:val="404040"/>
+          <w:sz w:val="24"/>
+        </w:rPr>
+        <w:t>9.3.1</w:t>
+      </w:r>
+      <w:r>
+        <w:rPr>
+          <w:b/>
+          <w:color w:val="404040"/>
+          <w:sz w:val="24"/>
+        </w:rPr>
+        <w:tab/>
+        <w:t>Figure 4.4: RS soak timeline over one million blocks.</w:t>
+      </w:r>
+      <w:bookmarkEnd w:id="102"/>
+      <w:bookmarkEnd w:id="104"/>
+      <w:bookmarkEnd w:id="105"/>
+      <w:r>
+        <w:br w:type="page"/>
       </w:r>
     </w:p>
     <w:p>
       <w:pPr>
-        <w:pStyle w:val="Compact"/>
-        <w:numPr>
-          <w:ilvl w:val="0"/>
-          <w:numId w:val="21"/>
-        </w:numPr>
-        <w:rPr/>
-      </w:pPr>
-      <w:r>
-        <w:rPr/>
-        <w:t>Total symbols corrected.</w:t>
+        <w:pStyle w:val="Heading2"/>
+        <w:pBdr>
+          <w:bottom w:val="single" w:sz="12" w:space="0" w:color="228B22"/>
+        </w:pBdr>
+        <w:spacing w:before="280" w:after="80"/>
+        <w:rPr/>
+      </w:pPr>
+      <w:bookmarkStart w:id="106" w:name="__RefHeading___Toc3373_3404502048"/>
+      <w:bookmarkStart w:id="107" w:name="what-29-blks-means"/>
+      <w:bookmarkEnd w:id="106"/>
+      <w:r>
+        <w:rPr>
+          <w:rStyle w:val="SectionNumber"/>
+          <w:b/>
+          <w:color w:val="228B22"/>
+          <w:sz w:val="28"/>
+        </w:rPr>
+        <w:t>9.4</w:t>
+      </w:r>
+      <w:r>
+        <w:rPr>
+          <w:b/>
+          <w:color w:val="228B22"/>
+          <w:sz w:val="28"/>
+        </w:rPr>
+        <w:tab/>
+        <w:t>What 29 blk/s means</w:t>
       </w:r>
     </w:p>
     <w:p>
       <w:pPr>
-        <w:pStyle w:val="Compact"/>
-        <w:numPr>
-          <w:ilvl w:val="0"/>
-          <w:numId w:val="22"/>
-        </w:numPr>
-        <w:rPr/>
-      </w:pPr>
-      <w:r>
-        <w:rPr/>
-        <w:t>Number of blocks with more than t errors and whether every one was flagged.</w:t>
+        <w:pStyle w:val="FirstParagraph"/>
+        <w:rPr/>
+      </w:pPr>
+      <w:bookmarkStart w:id="108" w:name="what-29-blks-means"/>
+      <w:r>
+        <w:rPr>
+          <w:sz w:val="20"/>
+        </w:rPr>
+        <w:t>The codec itself can run at roughly 500k blocks per second at 100 MHz. The soak measured 29 blocks per second because the host poll loop, running over a 115200-baud UART, is the bottleneck. That is not a hardware limit; it is a fixture limit. Any future soak that wants to go deeper or faster should size the host interaction accordingly, or move to a faster host interface, rather than inferring decoder throughput from the soak rate.</w:t>
+      </w:r>
+      <w:bookmarkEnd w:id="108"/>
+      <w:r>
+        <w:br w:type="page"/>
       </w:r>
     </w:p>
     <w:p>
       <w:pPr>
-        <w:pStyle w:val="Compact"/>
-        <w:numPr>
-          <w:ilvl w:val="0"/>
-          <w:numId w:val="23"/>
-        </w:numPr>
-        <w:rPr/>
-      </w:pPr>
-      <w:r>
-        <w:rPr/>
-        <w:t>Mis-decode count (must be 0 for a pass).</w:t>
+        <w:pStyle w:val="Heading2"/>
+        <w:pBdr>
+          <w:bottom w:val="single" w:sz="12" w:space="0" w:color="228B22"/>
+        </w:pBdr>
+        <w:spacing w:before="280" w:after="80"/>
+        <w:rPr/>
+      </w:pPr>
+      <w:bookmarkStart w:id="109" w:name="__RefHeading___Toc3375_3404502048"/>
+      <w:bookmarkStart w:id="110" w:name="image-notes"/>
+      <w:bookmarkEnd w:id="109"/>
+      <w:r>
+        <w:rPr>
+          <w:rStyle w:val="SectionNumber"/>
+          <w:b/>
+          <w:color w:val="228B22"/>
+          <w:sz w:val="28"/>
+        </w:rPr>
+        <w:t>9.5</w:t>
+      </w:r>
+      <w:r>
+        <w:rPr>
+          <w:b/>
+          <w:color w:val="228B22"/>
+          <w:sz w:val="28"/>
+        </w:rPr>
+        <w:tab/>
+        <w:t>Image notes</w:t>
       </w:r>
     </w:p>
     <w:p>
       <w:pPr>
-        <w:pStyle w:val="Compact"/>
-        <w:numPr>
-          <w:ilvl w:val="0"/>
-          <w:numId w:val="24"/>
-        </w:numPr>
-        <w:rPr/>
-      </w:pPr>
-      <w:r>
-        <w:rPr/>
-        <w:t>The soak-timeline figure.</w:t>
-      </w:r>
-    </w:p>
-    <w:p>
-      <w:pPr>
         <w:pStyle w:val="FirstParagraph"/>
         <w:rPr/>
       </w:pPr>
-      <w:bookmarkStart w:id="102" w:name="soak-run-scheduled"/>
-      <w:bookmarkStart w:id="103" w:name="what-will-be-reported"/>
       <w:r>
         <w:rPr>
           <w:sz w:val="20"/>
         </w:rPr>
-        <w:t>Until those numbers exist, the honest statement is that the run is scheduled.</w:t>
-      </w:r>
-      <w:bookmarkEnd w:id="102"/>
-      <w:bookmarkEnd w:id="103"/>
+        <w:t xml:space="preserve">The soak ran on the memory-to-memory AXI4 image. The earlier plan to prefer the AXIS flavour for soaks turned out to be unnecessary: the AXI4 job memories accept the soak’s per-block job pattern without issue. The </w:t>
+      </w:r>
+      <w:r>
+        <w:rPr>
+          <w:rStyle w:val="VerbatimChar"/>
+          <w:sz w:val="20"/>
+        </w:rPr>
+        <w:t>axi4_ribm</w:t>
+      </w:r>
+      <w:r>
+        <w:rPr>
+          <w:sz w:val="20"/>
+        </w:rPr>
+        <w:t xml:space="preserve"> image is single-decoder, so the riBM-versus-Euclid comparator counters read 0 by design; solver agreement on the board is covered by the deterministic cross-image campaigns in the battery chapter.</w:t>
+      </w:r>
+      <w:bookmarkEnd w:id="93"/>
+      <w:bookmarkEnd w:id="110"/>
       <w:r>
         <w:br w:type="page"/>
       </w:r>
@@ -14642,8 +15738,8 @@
         <w:spacing w:before="360" w:after="120"/>
         <w:rPr/>
       </w:pPr>
-      <w:bookmarkStart w:id="104" w:name="__RefHeading___Toc3096_3845141777"/>
-      <w:bookmarkEnd w:id="104"/>
+      <w:bookmarkStart w:id="111" w:name="__RefHeading___Toc3377_3404502048"/>
+      <w:bookmarkEnd w:id="111"/>
       <w:r>
         <w:rPr>
           <w:rStyle w:val="SectionNumber"/>
@@ -14673,9 +15769,9 @@
         <w:spacing w:before="280" w:after="80"/>
         <w:rPr/>
       </w:pPr>
-      <w:bookmarkStart w:id="105" w:name="__RefHeading___Toc3098_3845141777"/>
-      <w:bookmarkStart w:id="106" w:name="what-the-board-evidence-does-not-cover"/>
-      <w:bookmarkEnd w:id="105"/>
+      <w:bookmarkStart w:id="112" w:name="__RefHeading___Toc3379_3404502048"/>
+      <w:bookmarkStart w:id="113" w:name="what-the-board-evidence-does-not-cover"/>
+      <w:bookmarkEnd w:id="112"/>
       <w:r>
         <w:rPr>
           <w:rStyle w:val="SectionNumber"/>
@@ -14700,13 +15796,13 @@
         <w:pStyle w:val="Compact"/>
         <w:numPr>
           <w:ilvl w:val="0"/>
-          <w:numId w:val="25"/>
+          <w:numId w:val="12"/>
         </w:numPr>
         <w:rPr/>
       </w:pPr>
       <w:r>
         <w:rPr/>
-        <w:t>The soak is scheduled but not complete at publication time; Chapter 4 contains no soak numbers.</w:t>
+        <w:t>The soak is statistical, not exhaustive. One million blocks is large, but it does not visit every possible error pattern. Two blocks out of 74,240 pushed past the correction limit were silently mis-decoded (1 in 37,120), below the model’s predicted roughly 1-in-20,000 rate at e = t + 1; the soak’s pass criterion is the bounded rate, not zero.</w:t>
       </w:r>
     </w:p>
     <w:p>
@@ -14714,13 +15810,23 @@
         <w:pStyle w:val="Compact"/>
         <w:numPr>
           <w:ilvl w:val="0"/>
-          <w:numId w:val="26"/>
+          <w:numId w:val="13"/>
         </w:numPr>
         <w:rPr/>
       </w:pPr>
       <w:r>
         <w:rPr/>
-        <w:t>The soak, once complete, will be statistical, not exhaustive. One million blocks is large, but it will not visit every possible error pattern.</w:t>
+        <w:t xml:space="preserve">The erasure </w:t>
+      </w:r>
+      <w:r>
+        <w:rPr>
+          <w:rStyle w:val="VerbatimChar"/>
+        </w:rPr>
+        <w:t>f = 2t</w:t>
+      </w:r>
+      <w:r>
+        <w:rPr/>
+        <w:t xml:space="preserve"> boundary is an open issue (TASK-005). f = t corrects and f = 2t+1 refuses on the board; f = 2t is flagged uncorrectable even though the design intent says it should correct.</w:t>
       </w:r>
     </w:p>
     <w:p>
@@ -14728,23 +15834,23 @@
         <w:pStyle w:val="Compact"/>
         <w:numPr>
           <w:ilvl w:val="0"/>
-          <w:numId w:val="27"/>
+          <w:numId w:val="14"/>
         </w:numPr>
         <w:rPr/>
       </w:pPr>
       <w:r>
         <w:rPr/>
-        <w:t xml:space="preserve">The erasure </w:t>
+        <w:t xml:space="preserve">The dual-decoder comparator with </w:t>
       </w:r>
       <w:r>
         <w:rPr>
           <w:rStyle w:val="VerbatimChar"/>
         </w:rPr>
-        <w:t>f = 2t</w:t>
-      </w:r>
-      <w:r>
-        <w:rPr/>
-        <w:t xml:space="preserve"> boundary is an open issue (TASK-005). f = t corrects and f = 2t+1 refuses on the board; f = 2t is flagged uncorrectable even though the design intent says it should correct.</w:t>
+        <w:t>ENABLE_COMPARE=1</w:t>
+      </w:r>
+      <w:r>
+        <w:rPr/>
+        <w:t xml:space="preserve"> is sim-only on the board matrix. Solver agreement on the board is proven by running identical deterministic campaigns on the single-decoder images.</w:t>
       </w:r>
     </w:p>
     <w:p>
@@ -14752,23 +15858,13 @@
         <w:pStyle w:val="Compact"/>
         <w:numPr>
           <w:ilvl w:val="0"/>
-          <w:numId w:val="28"/>
+          <w:numId w:val="15"/>
         </w:numPr>
         <w:rPr/>
       </w:pPr>
       <w:r>
         <w:rPr/>
-        <w:t xml:space="preserve">The dual-decoder comparator with </w:t>
-      </w:r>
-      <w:r>
-        <w:rPr>
-          <w:rStyle w:val="VerbatimChar"/>
-        </w:rPr>
-        <w:t>ENABLE_COMPARE=1</w:t>
-      </w:r>
-      <w:r>
-        <w:rPr/>
-        <w:t xml:space="preserve"> is sim-only on the board matrix. Solver agreement on the board is proven by running identical deterministic campaigns on the single-decoder images.</w:t>
+        <w:t>BCH has no erasure path by design; that comparison is RS-only.</w:t>
       </w:r>
     </w:p>
     <w:p>
@@ -14776,13 +15872,13 @@
         <w:pStyle w:val="Compact"/>
         <w:numPr>
           <w:ilvl w:val="0"/>
-          <w:numId w:val="29"/>
+          <w:numId w:val="16"/>
         </w:numPr>
         <w:rPr/>
       </w:pPr>
       <w:r>
         <w:rPr/>
-        <w:t>BCH has no erasure path by design; that comparison is RS-only.</w:t>
+        <w:t>The board validates only the RS(252,236) t=8, S=4 profile. Other profiles are covered in simulation and component DV.</w:t>
       </w:r>
     </w:p>
     <w:p>
@@ -14790,30 +15886,16 @@
         <w:pStyle w:val="Compact"/>
         <w:numPr>
           <w:ilvl w:val="0"/>
-          <w:numId w:val="30"/>
+          <w:numId w:val="17"/>
         </w:numPr>
         <w:rPr/>
       </w:pPr>
-      <w:r>
-        <w:rPr/>
-        <w:t>The board validates only the RS(252,236) t=8, S=4 profile. Other profiles are covered in simulation and component DV.</w:t>
-      </w:r>
-    </w:p>
-    <w:p>
-      <w:pPr>
-        <w:pStyle w:val="Compact"/>
-        <w:numPr>
-          <w:ilvl w:val="0"/>
-          <w:numId w:val="31"/>
-        </w:numPr>
-        <w:rPr/>
-      </w:pPr>
-      <w:bookmarkStart w:id="107" w:name="what-the-board-evidence-does-not-cover"/>
+      <w:bookmarkStart w:id="114" w:name="what-the-board-evidence-does-not-cover"/>
       <w:r>
         <w:rPr/>
         <w:t>The component DV matrix exercises the codec in ways the board harness does not replicate.</w:t>
       </w:r>
-      <w:bookmarkEnd w:id="107"/>
+      <w:bookmarkEnd w:id="114"/>
       <w:r>
         <w:br w:type="page"/>
       </w:r>
@@ -14827,8 +15909,8 @@
         <w:spacing w:before="280" w:after="80"/>
         <w:rPr/>
       </w:pPr>
-      <w:bookmarkStart w:id="108" w:name="__RefHeading___Toc3100_3845141777"/>
-      <w:bookmarkEnd w:id="108"/>
+      <w:bookmarkStart w:id="115" w:name="__RefHeading___Toc3381_3404502048"/>
+      <w:bookmarkEnd w:id="115"/>
       <w:r>
         <w:rPr>
           <w:rStyle w:val="SectionNumber"/>
@@ -14878,12 +15960,12 @@
         <w:pStyle w:val="TableCaption"/>
         <w:rPr/>
       </w:pPr>
-      <w:bookmarkStart w:id="109" w:name="_Tab_9_Table_5_1__Traceabil"/>
+      <w:bookmarkStart w:id="116" w:name="_Tab_10_Table_5_1__Traceabil"/>
       <w:r>
         <w:rPr/>
         <w:t>Table 5.1: Traceability from claim to artifact.</w:t>
       </w:r>
-      <w:bookmarkEnd w:id="109"/>
+      <w:bookmarkEnd w:id="116"/>
     </w:p>
     <w:tbl>
       <w:tblPr>
@@ -15350,6 +16432,111 @@
                 <w:szCs w:val="24"/>
                 <w:lang w:val="en-US" w:eastAsia="en-US" w:bidi="ar-SA"/>
               </w:rPr>
+              <w:t xml:space="preserve">Million-block soak PASS on </w:t>
+            </w:r>
+            <w:r>
+              <w:rPr>
+                <w:rStyle w:val="VerbatimChar"/>
+                <w:rFonts w:eastAsia="Cambria" w:cs=""/>
+                <w:kern w:val="0"/>
+                <w:szCs w:val="24"/>
+                <w:lang w:val="en-US" w:eastAsia="en-US" w:bidi="ar-SA"/>
+              </w:rPr>
+              <w:t>axi4_ribm</w:t>
+            </w:r>
+          </w:p>
+        </w:tc>
+        <w:tc>
+          <w:tcPr>
+            <w:tcW w:w="5505" w:type="dxa"/>
+            <w:tcBorders/>
+          </w:tcPr>
+          <w:p>
+            <w:pPr>
+              <w:pStyle w:val="Compact"/>
+              <w:widowControl/>
+              <w:spacing w:before="36" w:after="36"/>
+              <w:jc w:val="left"/>
+              <w:rPr>
+                <w:rFonts w:ascii="Cambria" w:hAnsi="Cambria" w:eastAsia="Cambria" w:cs=""/>
+                <w:kern w:val="0"/>
+                <w:sz w:val="24"/>
+                <w:szCs w:val="24"/>
+                <w:lang w:val="en-US" w:eastAsia="en-US" w:bidi="ar-SA"/>
+              </w:rPr>
+            </w:pPr>
+            <w:r>
+              <w:rPr>
+                <w:rStyle w:val="VerbatimChar"/>
+                <w:rFonts w:eastAsia="Cambria" w:cs=""/>
+                <w:kern w:val="0"/>
+                <w:szCs w:val="24"/>
+                <w:lang w:val="en-US" w:eastAsia="en-US" w:bidi="ar-SA"/>
+              </w:rPr>
+              <w:t>stable/results/2026-10-05_soak/battery.json</w:t>
+            </w:r>
+            <w:r>
+              <w:rPr>
+                <w:rFonts w:eastAsia="Cambria" w:cs=""/>
+                <w:kern w:val="0"/>
+                <w:sz w:val="24"/>
+                <w:szCs w:val="24"/>
+                <w:lang w:val="en-US" w:eastAsia="en-US" w:bidi="ar-SA"/>
+              </w:rPr>
+              <w:t xml:space="preserve"> and </w:t>
+            </w:r>
+            <w:r>
+              <w:rPr>
+                <w:rStyle w:val="VerbatimChar"/>
+                <w:rFonts w:eastAsia="Cambria" w:cs=""/>
+                <w:kern w:val="0"/>
+                <w:szCs w:val="24"/>
+                <w:lang w:val="en-US" w:eastAsia="en-US" w:bidi="ar-SA"/>
+              </w:rPr>
+              <w:t>FINDINGS.md</w:t>
+            </w:r>
+            <w:r>
+              <w:rPr>
+                <w:rFonts w:eastAsia="Cambria" w:cs=""/>
+                <w:kern w:val="0"/>
+                <w:sz w:val="24"/>
+                <w:szCs w:val="24"/>
+                <w:lang w:val="en-US" w:eastAsia="en-US" w:bidi="ar-SA"/>
+              </w:rPr>
+              <w:t>.</w:t>
+            </w:r>
+          </w:p>
+        </w:tc>
+      </w:tr>
+      <w:tr>
+        <w:trPr/>
+        <w:tc>
+          <w:tcPr>
+            <w:tcW w:w="3854" w:type="dxa"/>
+            <w:tcBorders/>
+          </w:tcPr>
+          <w:p>
+            <w:pPr>
+              <w:pStyle w:val="Compact"/>
+              <w:widowControl/>
+              <w:spacing w:before="36" w:after="36"/>
+              <w:jc w:val="left"/>
+              <w:rPr>
+                <w:rFonts w:ascii="Cambria" w:hAnsi="Cambria" w:eastAsia="Cambria" w:cs=""/>
+                <w:kern w:val="0"/>
+                <w:sz w:val="24"/>
+                <w:szCs w:val="24"/>
+                <w:lang w:val="en-US" w:eastAsia="en-US" w:bidi="ar-SA"/>
+              </w:rPr>
+            </w:pPr>
+            <w:r>
+              <w:rPr>
+                <w:rFonts w:eastAsia="Cambria" w:cs=""/>
+                <w:kern w:val="0"/>
+                <w:sz w:val="24"/>
+                <w:szCs w:val="24"/>
+                <w:lang w:val="en-US" w:eastAsia="en-US" w:bidi="ar-SA"/>
+              </w:rPr>
               <w:t>f = 2t erasure boundary open</w:t>
             </w:r>
           </w:p>
@@ -15393,18 +16580,18 @@
               </w:rPr>
               <w:t>.</w:t>
             </w:r>
-            <w:bookmarkStart w:id="110" w:name="honest-limits"/>
-            <w:bookmarkStart w:id="111" w:name="traceability"/>
-            <w:bookmarkEnd w:id="110"/>
-            <w:bookmarkEnd w:id="111"/>
+            <w:bookmarkStart w:id="117" w:name="honest-limits"/>
+            <w:bookmarkStart w:id="118" w:name="traceability"/>
+            <w:bookmarkEnd w:id="117"/>
+            <w:bookmarkEnd w:id="118"/>
           </w:p>
         </w:tc>
       </w:tr>
     </w:tbl>
     <w:sectPr>
-      <w:footerReference w:type="even" r:id="rId7"/>
-      <w:footerReference w:type="default" r:id="rId8"/>
-      <w:footerReference w:type="first" r:id="rId9"/>
+      <w:footerReference w:type="even" r:id="rId8"/>
+      <w:footerReference w:type="default" r:id="rId9"/>
+      <w:footerReference w:type="first" r:id="rId10"/>
       <w:type w:val="nextPage"/>
       <w:pgSz w:w="12240" w:h="15840"/>
       <w:pgMar w:left="1440" w:right="1440" w:gutter="0" w:header="0" w:top="1440" w:footer="720" w:bottom="1440"/>
@@ -15539,7 +16726,7 @@
           </w:r>
           <w:r>
             <w:rPr/>
-            <w:t>42</w:t>
+            <w:t>44</w:t>
           </w:r>
           <w:r>
             <w:rPr/>
@@ -15566,7 +16753,7 @@
           </w:r>
           <w:r>
             <w:rPr/>
-            <w:t>42</w:t>
+            <w:t>44</w:t>
           </w:r>
           <w:r>
             <w:rPr/>
@@ -15686,7 +16873,7 @@
           </w:r>
           <w:r>
             <w:rPr/>
-            <w:t>42</w:t>
+            <w:t>44</w:t>
           </w:r>
           <w:r>
             <w:rPr/>
@@ -15713,7 +16900,7 @@
           </w:r>
           <w:r>
             <w:rPr/>
-            <w:t>42</w:t>
+            <w:t>44</w:t>
           </w:r>
           <w:r>
             <w:rPr/>
@@ -16274,278 +17461,6 @@
   </w:abstractNum>
   <w:abstractNum w:abstractNumId="5">
     <w:lvl w:ilvl="0">
-      <w:numFmt w:val="bullet"/>
-      <w:lvlText w:val=""/>
-      <w:lvlJc w:val="left"/>
-      <w:pPr>
-        <w:tabs>
-          <w:tab w:val="num" w:pos="0"/>
-        </w:tabs>
-        <w:ind w:left="720" w:hanging="480"/>
-      </w:pPr>
-      <w:rPr>
-        <w:rFonts w:ascii="Symbol" w:hAnsi="Symbol" w:cs="Symbol" w:hint="default"/>
-      </w:rPr>
-    </w:lvl>
-    <w:lvl w:ilvl="1">
-      <w:start w:val="0"/>
-      <w:numFmt w:val="bullet"/>
-      <w:lvlText w:val=""/>
-      <w:lvlJc w:val="left"/>
-      <w:pPr>
-        <w:tabs>
-          <w:tab w:val="num" w:pos="0"/>
-        </w:tabs>
-        <w:ind w:left="1440" w:hanging="480"/>
-      </w:pPr>
-      <w:rPr>
-        <w:rFonts w:ascii="Symbol" w:hAnsi="Symbol" w:cs="Symbol" w:hint="default"/>
-      </w:rPr>
-    </w:lvl>
-    <w:lvl w:ilvl="2">
-      <w:start w:val="0"/>
-      <w:numFmt w:val="bullet"/>
-      <w:lvlText w:val=""/>
-      <w:lvlJc w:val="left"/>
-      <w:pPr>
-        <w:tabs>
-          <w:tab w:val="num" w:pos="0"/>
-        </w:tabs>
-        <w:ind w:left="2160" w:hanging="480"/>
-      </w:pPr>
-      <w:rPr>
-        <w:rFonts w:ascii="Symbol" w:hAnsi="Symbol" w:cs="Symbol" w:hint="default"/>
-      </w:rPr>
-    </w:lvl>
-    <w:lvl w:ilvl="3">
-      <w:start w:val="0"/>
-      <w:numFmt w:val="bullet"/>
-      <w:lvlText w:val=""/>
-      <w:lvlJc w:val="left"/>
-      <w:pPr>
-        <w:tabs>
-          <w:tab w:val="num" w:pos="0"/>
-        </w:tabs>
-        <w:ind w:left="2880" w:hanging="480"/>
-      </w:pPr>
-      <w:rPr>
-        <w:rFonts w:ascii="Symbol" w:hAnsi="Symbol" w:cs="Symbol" w:hint="default"/>
-      </w:rPr>
-    </w:lvl>
-    <w:lvl w:ilvl="4">
-      <w:start w:val="0"/>
-      <w:numFmt w:val="bullet"/>
-      <w:lvlText w:val=""/>
-      <w:lvlJc w:val="left"/>
-      <w:pPr>
-        <w:tabs>
-          <w:tab w:val="num" w:pos="0"/>
-        </w:tabs>
-        <w:ind w:left="3600" w:hanging="480"/>
-      </w:pPr>
-      <w:rPr>
-        <w:rFonts w:ascii="Symbol" w:hAnsi="Symbol" w:cs="Symbol" w:hint="default"/>
-      </w:rPr>
-    </w:lvl>
-    <w:lvl w:ilvl="5">
-      <w:start w:val="0"/>
-      <w:numFmt w:val="bullet"/>
-      <w:lvlText w:val=""/>
-      <w:lvlJc w:val="left"/>
-      <w:pPr>
-        <w:tabs>
-          <w:tab w:val="num" w:pos="0"/>
-        </w:tabs>
-        <w:ind w:left="4320" w:hanging="480"/>
-      </w:pPr>
-      <w:rPr>
-        <w:rFonts w:ascii="Symbol" w:hAnsi="Symbol" w:cs="Symbol" w:hint="default"/>
-      </w:rPr>
-    </w:lvl>
-    <w:lvl w:ilvl="6">
-      <w:start w:val="0"/>
-      <w:numFmt w:val="bullet"/>
-      <w:lvlText w:val=""/>
-      <w:lvlJc w:val="left"/>
-      <w:pPr>
-        <w:tabs>
-          <w:tab w:val="num" w:pos="0"/>
-        </w:tabs>
-        <w:ind w:left="5040" w:hanging="480"/>
-      </w:pPr>
-      <w:rPr>
-        <w:rFonts w:ascii="Symbol" w:hAnsi="Symbol" w:cs="Symbol" w:hint="default"/>
-      </w:rPr>
-    </w:lvl>
-    <w:lvl w:ilvl="7">
-      <w:start w:val="0"/>
-      <w:numFmt w:val="bullet"/>
-      <w:lvlText w:val=""/>
-      <w:lvlJc w:val="left"/>
-      <w:pPr>
-        <w:tabs>
-          <w:tab w:val="num" w:pos="0"/>
-        </w:tabs>
-        <w:ind w:left="5760" w:hanging="480"/>
-      </w:pPr>
-      <w:rPr>
-        <w:rFonts w:ascii="Symbol" w:hAnsi="Symbol" w:cs="Symbol" w:hint="default"/>
-      </w:rPr>
-    </w:lvl>
-    <w:lvl w:ilvl="8">
-      <w:start w:val="0"/>
-      <w:numFmt w:val="bullet"/>
-      <w:lvlText w:val=""/>
-      <w:lvlJc w:val="left"/>
-      <w:pPr>
-        <w:tabs>
-          <w:tab w:val="num" w:pos="0"/>
-        </w:tabs>
-        <w:ind w:left="6480" w:hanging="480"/>
-      </w:pPr>
-      <w:rPr>
-        <w:rFonts w:ascii="Symbol" w:hAnsi="Symbol" w:cs="Symbol" w:hint="default"/>
-      </w:rPr>
-    </w:lvl>
-  </w:abstractNum>
-  <w:abstractNum w:abstractNumId="6">
-    <w:lvl w:ilvl="0">
-      <w:numFmt w:val="bullet"/>
-      <w:lvlText w:val=""/>
-      <w:lvlJc w:val="left"/>
-      <w:pPr>
-        <w:tabs>
-          <w:tab w:val="num" w:pos="0"/>
-        </w:tabs>
-        <w:ind w:left="720" w:hanging="480"/>
-      </w:pPr>
-      <w:rPr>
-        <w:rFonts w:ascii="Symbol" w:hAnsi="Symbol" w:cs="Symbol" w:hint="default"/>
-      </w:rPr>
-    </w:lvl>
-    <w:lvl w:ilvl="1">
-      <w:start w:val="0"/>
-      <w:numFmt w:val="bullet"/>
-      <w:lvlText w:val=""/>
-      <w:lvlJc w:val="left"/>
-      <w:pPr>
-        <w:tabs>
-          <w:tab w:val="num" w:pos="0"/>
-        </w:tabs>
-        <w:ind w:left="1440" w:hanging="480"/>
-      </w:pPr>
-      <w:rPr>
-        <w:rFonts w:ascii="Symbol" w:hAnsi="Symbol" w:cs="Symbol" w:hint="default"/>
-      </w:rPr>
-    </w:lvl>
-    <w:lvl w:ilvl="2">
-      <w:start w:val="0"/>
-      <w:numFmt w:val="bullet"/>
-      <w:lvlText w:val=""/>
-      <w:lvlJc w:val="left"/>
-      <w:pPr>
-        <w:tabs>
-          <w:tab w:val="num" w:pos="0"/>
-        </w:tabs>
-        <w:ind w:left="2160" w:hanging="480"/>
-      </w:pPr>
-      <w:rPr>
-        <w:rFonts w:ascii="Symbol" w:hAnsi="Symbol" w:cs="Symbol" w:hint="default"/>
-      </w:rPr>
-    </w:lvl>
-    <w:lvl w:ilvl="3">
-      <w:start w:val="0"/>
-      <w:numFmt w:val="bullet"/>
-      <w:lvlText w:val=""/>
-      <w:lvlJc w:val="left"/>
-      <w:pPr>
-        <w:tabs>
-          <w:tab w:val="num" w:pos="0"/>
-        </w:tabs>
-        <w:ind w:left="2880" w:hanging="480"/>
-      </w:pPr>
-      <w:rPr>
-        <w:rFonts w:ascii="Symbol" w:hAnsi="Symbol" w:cs="Symbol" w:hint="default"/>
-      </w:rPr>
-    </w:lvl>
-    <w:lvl w:ilvl="4">
-      <w:start w:val="0"/>
-      <w:numFmt w:val="bullet"/>
-      <w:lvlText w:val=""/>
-      <w:lvlJc w:val="left"/>
-      <w:pPr>
-        <w:tabs>
-          <w:tab w:val="num" w:pos="0"/>
-        </w:tabs>
-        <w:ind w:left="3600" w:hanging="480"/>
-      </w:pPr>
-      <w:rPr>
-        <w:rFonts w:ascii="Symbol" w:hAnsi="Symbol" w:cs="Symbol" w:hint="default"/>
-      </w:rPr>
-    </w:lvl>
-    <w:lvl w:ilvl="5">
-      <w:start w:val="0"/>
-      <w:numFmt w:val="bullet"/>
-      <w:lvlText w:val=""/>
-      <w:lvlJc w:val="left"/>
-      <w:pPr>
-        <w:tabs>
-          <w:tab w:val="num" w:pos="0"/>
-        </w:tabs>
-        <w:ind w:left="4320" w:hanging="480"/>
-      </w:pPr>
-      <w:rPr>
-        <w:rFonts w:ascii="Symbol" w:hAnsi="Symbol" w:cs="Symbol" w:hint="default"/>
-      </w:rPr>
-    </w:lvl>
-    <w:lvl w:ilvl="6">
-      <w:start w:val="0"/>
-      <w:numFmt w:val="bullet"/>
-      <w:lvlText w:val=""/>
-      <w:lvlJc w:val="left"/>
-      <w:pPr>
-        <w:tabs>
-          <w:tab w:val="num" w:pos="0"/>
-        </w:tabs>
-        <w:ind w:left="5040" w:hanging="480"/>
-      </w:pPr>
-      <w:rPr>
-        <w:rFonts w:ascii="Symbol" w:hAnsi="Symbol" w:cs="Symbol" w:hint="default"/>
-      </w:rPr>
-    </w:lvl>
-    <w:lvl w:ilvl="7">
-      <w:start w:val="0"/>
-      <w:numFmt w:val="bullet"/>
-      <w:lvlText w:val=""/>
-      <w:lvlJc w:val="left"/>
-      <w:pPr>
-        <w:tabs>
-          <w:tab w:val="num" w:pos="0"/>
-        </w:tabs>
-        <w:ind w:left="5760" w:hanging="480"/>
-      </w:pPr>
-      <w:rPr>
-        <w:rFonts w:ascii="Symbol" w:hAnsi="Symbol" w:cs="Symbol" w:hint="default"/>
-      </w:rPr>
-    </w:lvl>
-    <w:lvl w:ilvl="8">
-      <w:start w:val="0"/>
-      <w:numFmt w:val="bullet"/>
-      <w:lvlText w:val=""/>
-      <w:lvlJc w:val="left"/>
-      <w:pPr>
-        <w:tabs>
-          <w:tab w:val="num" w:pos="0"/>
-        </w:tabs>
-        <w:ind w:left="6480" w:hanging="480"/>
-      </w:pPr>
-      <w:rPr>
-        <w:rFonts w:ascii="Symbol" w:hAnsi="Symbol" w:cs="Symbol" w:hint="default"/>
-      </w:rPr>
-    </w:lvl>
-  </w:abstractNum>
-  <w:abstractNum w:abstractNumId="7">
-    <w:lvl w:ilvl="0">
       <w:start w:val="1"/>
       <w:numFmt w:val="none"/>
       <w:suff w:val="nothing"/>
@@ -16679,10 +17594,10 @@
     <w:abstractNumId w:val="5"/>
   </w:num>
   <w:num w:numId="6">
-    <w:abstractNumId w:val="6"/>
+    <w:abstractNumId w:val="1"/>
   </w:num>
   <w:num w:numId="7">
-    <w:abstractNumId w:val="7"/>
+    <w:abstractNumId w:val="1"/>
   </w:num>
   <w:num w:numId="8">
     <w:abstractNumId w:val="1"/>
@@ -16712,48 +17627,6 @@
     <w:abstractNumId w:val="1"/>
   </w:num>
   <w:num w:numId="17">
-    <w:abstractNumId w:val="1"/>
-  </w:num>
-  <w:num w:numId="18">
-    <w:abstractNumId w:val="1"/>
-  </w:num>
-  <w:num w:numId="19">
-    <w:abstractNumId w:val="1"/>
-  </w:num>
-  <w:num w:numId="20">
-    <w:abstractNumId w:val="1"/>
-  </w:num>
-  <w:num w:numId="21">
-    <w:abstractNumId w:val="1"/>
-  </w:num>
-  <w:num w:numId="22">
-    <w:abstractNumId w:val="1"/>
-  </w:num>
-  <w:num w:numId="23">
-    <w:abstractNumId w:val="1"/>
-  </w:num>
-  <w:num w:numId="24">
-    <w:abstractNumId w:val="1"/>
-  </w:num>
-  <w:num w:numId="25">
-    <w:abstractNumId w:val="1"/>
-  </w:num>
-  <w:num w:numId="26">
-    <w:abstractNumId w:val="1"/>
-  </w:num>
-  <w:num w:numId="27">
-    <w:abstractNumId w:val="1"/>
-  </w:num>
-  <w:num w:numId="28">
-    <w:abstractNumId w:val="1"/>
-  </w:num>
-  <w:num w:numId="29">
-    <w:abstractNumId w:val="1"/>
-  </w:num>
-  <w:num w:numId="30">
-    <w:abstractNumId w:val="1"/>
-  </w:num>
-  <w:num w:numId="31">
     <w:abstractNumId w:val="1"/>
   </w:num>
 </w:numbering>
